--- a/4-质量管理/运行记录类文件/HFSJ-ITSS-0411-2025年度内审不符合报告.docx
+++ b/4-质量管理/运行记录类文件/HFSJ-ITSS-0411-2025年度内审不符合报告.docx
@@ -1,7 +1,6 @@
 
 <file path=word/document.xml><?xml version="1.0" encoding="utf-8"?>
-<w:document xmlns:wpc="http://schemas.microsoft.com/office/word/2010/wordprocessingCanvas" xmlns:mc="http://schemas.openxmlformats.org/markup-compatibility/2006" xmlns:o="urn:schemas-microsoft-com:office:office" xmlns:r="http://schemas.openxmlformats.org/officeDocument/2006/relationships" xmlns:m="http://schemas.openxmlformats.org/officeDocument/2006/math" xmlns:v="urn:schemas-microsoft-com:vml" xmlns:wp14="http://schemas.microsoft.com/office/word/2010/wordprocessingDrawing" xmlns:wp="http://schemas.openxmlformats.org/drawingml/2006/wordprocessingDrawing" xmlns:w10="urn:schemas-microsoft-com:office:word" xmlns:w="http://schemas.openxmlformats.org/wordprocessingml/2006/main" xmlns:w14="http://schemas.microsoft.com/office/word/2010/wordml" xmlns:w15="http://schemas.microsoft.com/office/word/2012/wordml" xmlns:wne="http://schemas.microsoft.com/office/word/2006/wordml" xmlns:wpg="http://schemas.microsoft.com/office/word/2010/wordprocessingGroup" xmlns:wpi="http://schemas.microsoft.com/office/word/2010/wordprocessingInk" xmlns:wps="http://schemas.microsoft.com/office/word/2010/wordprocessingShape" mc:Ignorable="w14 w15 wp14">
-  <!-- Generated by Aspose.Words for .NET 13.3.0.1 -->
+<w:document xmlns:wpc="http://schemas.microsoft.com/office/word/2010/wordprocessingCanvas" xmlns:mc="http://schemas.openxmlformats.org/markup-compatibility/2006" xmlns:o="urn:schemas-microsoft-com:office:office" xmlns:r="http://schemas.openxmlformats.org/officeDocument/2006/relationships" xmlns:m="http://schemas.openxmlformats.org/officeDocument/2006/math" xmlns:v="urn:schemas-microsoft-com:vml" xmlns:wp14="http://schemas.microsoft.com/office/word/2010/wordprocessingDrawing" xmlns:wp="http://schemas.openxmlformats.org/drawingml/2006/wordprocessingDrawing" xmlns:w="http://schemas.openxmlformats.org/wordprocessingml/2006/main" xmlns:w14="http://schemas.microsoft.com/office/word/2010/wordml" xmlns:w10="urn:schemas-microsoft-com:office:word" xmlns:w15="http://schemas.microsoft.com/office/word/2012/wordml" xmlns:wpg="http://schemas.microsoft.com/office/word/2010/wordprocessingGroup" xmlns:wpi="http://schemas.microsoft.com/office/word/2010/wordprocessingInk" xmlns:wne="http://schemas.microsoft.com/office/word/2006/wordml" xmlns:wps="http://schemas.microsoft.com/office/word/2010/wordprocessingShape" xmlns:wpsCustomData="http://www.wps.cn/officeDocument/2013/wpsCustomData" mc:Ignorable="w14 w15 wp14">
   <w:body>
     <w:p>
       <w:pPr>
@@ -9,14 +8,14 @@
         <w:ind w:left="3669"/>
         <w:outlineLvl w:val="0"/>
         <w:rPr>
-          <w:rFonts w:ascii="宋体" w:eastAsia="宋体" w:hAnsi="宋体" w:cs="宋体"/>
+          <w:rFonts w:ascii="宋体" w:hAnsi="宋体" w:eastAsia="宋体" w:cs="宋体"/>
           <w:sz w:val="30"/>
           <w:szCs w:val="30"/>
         </w:rPr>
       </w:pPr>
       <w:r>
         <w:rPr>
-          <w:rFonts w:ascii="宋体" w:eastAsia="宋体" w:hAnsi="宋体" w:cs="宋体"/>
+          <w:rFonts w:ascii="宋体" w:hAnsi="宋体" w:eastAsia="宋体" w:cs="宋体"/>
           <w:b/>
           <w:bCs/>
           <w:spacing w:val="-6"/>
@@ -33,16 +32,16 @@
     </w:p>
     <w:tbl>
       <w:tblPr>
-        <w:tblStyle w:val="TableNormal0"/>
+        <w:tblStyle w:val="24"/>
         <w:tblW w:w="9095" w:type="dxa"/>
         <w:jc w:val="center"/>
         <w:tblBorders>
-          <w:top w:val="single" w:sz="4" w:space="0" w:color="000000"/>
-          <w:left w:val="single" w:sz="4" w:space="0" w:color="000000"/>
-          <w:bottom w:val="single" w:sz="4" w:space="0" w:color="000000"/>
-          <w:right w:val="single" w:sz="4" w:space="0" w:color="000000"/>
-          <w:insideH w:val="single" w:sz="4" w:space="0" w:color="000000"/>
-          <w:insideV w:val="single" w:sz="4" w:space="0" w:color="000000"/>
+          <w:top w:val="single" w:color="000000" w:sz="4" w:space="0"/>
+          <w:left w:val="single" w:color="000000" w:sz="4" w:space="0"/>
+          <w:bottom w:val="single" w:color="000000" w:sz="4" w:space="0"/>
+          <w:right w:val="single" w:color="000000" w:sz="4" w:space="0"/>
+          <w:insideH w:val="single" w:color="000000" w:sz="4" w:space="0"/>
+          <w:insideV w:val="single" w:color="000000" w:sz="4" w:space="0"/>
         </w:tblBorders>
         <w:tblLayout w:type="fixed"/>
         <w:tblCellMar>
@@ -65,17 +64,14 @@
       </w:tblGrid>
       <w:tr>
         <w:tblPrEx>
-          <w:tblW w:w="9095" w:type="dxa"/>
-          <w:jc w:val="center"/>
           <w:tblBorders>
-            <w:top w:val="single" w:sz="4" w:space="0" w:color="000000"/>
-            <w:left w:val="single" w:sz="4" w:space="0" w:color="000000"/>
-            <w:bottom w:val="single" w:sz="4" w:space="0" w:color="000000"/>
-            <w:right w:val="single" w:sz="4" w:space="0" w:color="000000"/>
-            <w:insideH w:val="single" w:sz="4" w:space="0" w:color="000000"/>
-            <w:insideV w:val="single" w:sz="4" w:space="0" w:color="000000"/>
+            <w:top w:val="single" w:color="000000" w:sz="4" w:space="0"/>
+            <w:left w:val="single" w:color="000000" w:sz="4" w:space="0"/>
+            <w:bottom w:val="single" w:color="000000" w:sz="4" w:space="0"/>
+            <w:right w:val="single" w:color="000000" w:sz="4" w:space="0"/>
+            <w:insideH w:val="single" w:color="000000" w:sz="4" w:space="0"/>
+            <w:insideV w:val="single" w:color="000000" w:sz="4" w:space="0"/>
           </w:tblBorders>
-          <w:tblLayout w:type="fixed"/>
           <w:tblCellMar>
             <w:top w:w="0" w:type="dxa"/>
             <w:left w:w="0" w:type="dxa"/>
@@ -84,7 +80,7 @@
           </w:tblCellMar>
         </w:tblPrEx>
         <w:trPr>
-          <w:trHeight w:val="402"/>
+          <w:trHeight w:val="402" w:hRule="atLeast"/>
           <w:jc w:val="center"/>
         </w:trPr>
         <w:tc>
@@ -94,7 +90,7 @@
           </w:tcPr>
           <w:p>
             <w:pPr>
-              <w:pStyle w:val="TableText"/>
+              <w:pStyle w:val="25"/>
               <w:spacing w:before="94" w:line="220" w:lineRule="auto"/>
               <w:ind w:left="510"/>
             </w:pPr>
@@ -113,7 +109,7 @@
           </w:tcPr>
           <w:p>
             <w:pPr>
-              <w:pStyle w:val="TableText"/>
+              <w:pStyle w:val="25"/>
               <w:spacing w:before="94" w:line="220" w:lineRule="auto"/>
               <w:ind w:left="938"/>
             </w:pPr>
@@ -132,7 +128,7 @@
           </w:tcPr>
           <w:p>
             <w:pPr>
-              <w:pStyle w:val="TableText"/>
+              <w:pStyle w:val="25"/>
               <w:spacing w:before="95" w:line="220" w:lineRule="auto"/>
               <w:ind w:left="660"/>
             </w:pPr>
@@ -150,11 +146,11 @@
           </w:tcPr>
           <w:p>
             <w:pPr>
-              <w:pStyle w:val="TableText"/>
+              <w:pStyle w:val="25"/>
               <w:spacing w:before="124" w:line="225" w:lineRule="auto"/>
               <w:ind w:left="525"/>
               <w:rPr>
-                <w:rFonts w:eastAsia="宋体" w:hint="default"/>
+                <w:rFonts w:hint="default" w:eastAsia="宋体"/>
                 <w:lang w:val="en-US" w:eastAsia="zh-CN"/>
               </w:rPr>
             </w:pPr>
@@ -191,9 +187,14 @@
       </w:tr>
       <w:tr>
         <w:tblPrEx>
-          <w:tblW w:w="9095" w:type="dxa"/>
-          <w:jc w:val="center"/>
-          <w:tblLayout w:type="fixed"/>
+          <w:tblBorders>
+            <w:top w:val="single" w:color="000000" w:sz="4" w:space="0"/>
+            <w:left w:val="single" w:color="000000" w:sz="4" w:space="0"/>
+            <w:bottom w:val="single" w:color="000000" w:sz="4" w:space="0"/>
+            <w:right w:val="single" w:color="000000" w:sz="4" w:space="0"/>
+            <w:insideH w:val="single" w:color="000000" w:sz="4" w:space="0"/>
+            <w:insideV w:val="single" w:color="000000" w:sz="4" w:space="0"/>
+          </w:tblBorders>
           <w:tblCellMar>
             <w:top w:w="0" w:type="dxa"/>
             <w:left w:w="0" w:type="dxa"/>
@@ -202,7 +203,7 @@
           </w:tblCellMar>
         </w:tblPrEx>
         <w:trPr>
-          <w:trHeight w:val="623"/>
+          <w:trHeight w:val="623" w:hRule="atLeast"/>
           <w:jc w:val="center"/>
         </w:trPr>
         <w:tc>
@@ -212,7 +213,7 @@
           </w:tcPr>
           <w:p>
             <w:pPr>
-              <w:pStyle w:val="TableText"/>
+              <w:pStyle w:val="25"/>
               <w:spacing w:before="203" w:line="220" w:lineRule="auto"/>
               <w:ind w:left="621"/>
             </w:pPr>
@@ -232,7 +233,7 @@
           </w:tcPr>
           <w:p>
             <w:pPr>
-              <w:pStyle w:val="TableText"/>
+              <w:pStyle w:val="25"/>
               <w:spacing w:before="63" w:line="274" w:lineRule="auto"/>
               <w:ind w:right="214"/>
               <w:jc w:val="center"/>
@@ -249,7 +250,7 @@
           </w:tcPr>
           <w:p>
             <w:pPr>
-              <w:pStyle w:val="TableText"/>
+              <w:pStyle w:val="25"/>
               <w:spacing w:before="203" w:line="221" w:lineRule="auto"/>
               <w:ind w:left="862"/>
             </w:pPr>
@@ -264,12 +265,13 @@
         <w:tc>
           <w:tcPr>
             <w:tcW w:w="1988" w:type="dxa"/>
+            <w:vAlign w:val="center"/>
           </w:tcPr>
           <w:p>
             <w:pPr>
               <w:ind w:firstLine="1050" w:firstLineChars="500"/>
               <w:rPr>
-                <w:rFonts w:ascii="Arial" w:eastAsia="宋体" w:hint="default"/>
+                <w:rFonts w:hint="default" w:ascii="Arial" w:eastAsia="宋体"/>
                 <w:sz w:val="21"/>
                 <w:lang w:val="en-US" w:eastAsia="zh-CN"/>
               </w:rPr>
@@ -289,9 +291,14 @@
       </w:tr>
       <w:tr>
         <w:tblPrEx>
-          <w:tblW w:w="9095" w:type="dxa"/>
-          <w:jc w:val="center"/>
-          <w:tblLayout w:type="fixed"/>
+          <w:tblBorders>
+            <w:top w:val="single" w:color="000000" w:sz="4" w:space="0"/>
+            <w:left w:val="single" w:color="000000" w:sz="4" w:space="0"/>
+            <w:bottom w:val="single" w:color="000000" w:sz="4" w:space="0"/>
+            <w:right w:val="single" w:color="000000" w:sz="4" w:space="0"/>
+            <w:insideH w:val="single" w:color="000000" w:sz="4" w:space="0"/>
+            <w:insideV w:val="single" w:color="000000" w:sz="4" w:space="0"/>
+          </w:tblBorders>
           <w:tblCellMar>
             <w:top w:w="0" w:type="dxa"/>
             <w:left w:w="0" w:type="dxa"/>
@@ -300,7 +307,7 @@
           </w:tblCellMar>
         </w:tblPrEx>
         <w:trPr>
-          <w:trHeight w:val="1558"/>
+          <w:trHeight w:val="1558" w:hRule="atLeast"/>
           <w:jc w:val="center"/>
         </w:trPr>
         <w:tc>
@@ -316,13 +323,13 @@
           <w:p>
             <w:pPr>
               <w:rPr>
-                <w:rFonts w:eastAsia="宋体" w:hint="eastAsia"/>
+                <w:rFonts w:hint="eastAsia" w:eastAsia="宋体"/>
                 <w:lang w:val="en-US" w:eastAsia="zh-CN"/>
               </w:rPr>
             </w:pPr>
             <w:r>
               <w:rPr>
-                <w:rFonts w:eastAsia="宋体" w:hint="eastAsia"/>
+                <w:rFonts w:hint="eastAsia" w:eastAsia="宋体"/>
                 <w:lang w:val="en-US" w:eastAsia="zh-CN"/>
               </w:rPr>
               <w:t>2025年12月16日审核运维部时，访谈运维部经理姚耿桂，并查阅2025年度运维工具管理记录，未能提供《运维工具自评估报告》或类似的效果评价记录，不符合TCESA1299-2023 7.6.1 c)条款要求要求。</w:t>
@@ -331,7 +338,7 @@
           <w:p>
             <w:pPr>
               <w:rPr>
-                <w:rFonts w:eastAsia="宋体" w:hint="eastAsia"/>
+                <w:rFonts w:hint="eastAsia" w:eastAsia="宋体"/>
                 <w:lang w:val="en-US" w:eastAsia="zh-CN"/>
               </w:rPr>
             </w:pPr>
@@ -355,9 +362,14 @@
       </w:tr>
       <w:tr>
         <w:tblPrEx>
-          <w:tblW w:w="9095" w:type="dxa"/>
-          <w:jc w:val="center"/>
-          <w:tblLayout w:type="fixed"/>
+          <w:tblBorders>
+            <w:top w:val="single" w:color="000000" w:sz="4" w:space="0"/>
+            <w:left w:val="single" w:color="000000" w:sz="4" w:space="0"/>
+            <w:bottom w:val="single" w:color="000000" w:sz="4" w:space="0"/>
+            <w:right w:val="single" w:color="000000" w:sz="4" w:space="0"/>
+            <w:insideH w:val="single" w:color="000000" w:sz="4" w:space="0"/>
+            <w:insideV w:val="single" w:color="000000" w:sz="4" w:space="0"/>
+          </w:tblBorders>
           <w:tblCellMar>
             <w:top w:w="0" w:type="dxa"/>
             <w:left w:w="0" w:type="dxa"/>
@@ -366,7 +378,7 @@
           </w:tblCellMar>
         </w:tblPrEx>
         <w:trPr>
-          <w:trHeight w:val="737"/>
+          <w:trHeight w:val="737" w:hRule="atLeast"/>
           <w:jc w:val="center"/>
         </w:trPr>
         <w:tc>
@@ -376,7 +388,7 @@
           </w:tcPr>
           <w:p>
             <w:pPr>
-              <w:pStyle w:val="TableText"/>
+              <w:pStyle w:val="25"/>
               <w:spacing w:before="262" w:line="220" w:lineRule="auto"/>
               <w:ind w:left="420"/>
             </w:pPr>
@@ -409,9 +421,14 @@
       </w:tr>
       <w:tr>
         <w:tblPrEx>
-          <w:tblW w:w="9095" w:type="dxa"/>
-          <w:jc w:val="center"/>
-          <w:tblLayout w:type="fixed"/>
+          <w:tblBorders>
+            <w:top w:val="single" w:color="000000" w:sz="4" w:space="0"/>
+            <w:left w:val="single" w:color="000000" w:sz="4" w:space="0"/>
+            <w:bottom w:val="single" w:color="000000" w:sz="4" w:space="0"/>
+            <w:right w:val="single" w:color="000000" w:sz="4" w:space="0"/>
+            <w:insideH w:val="single" w:color="000000" w:sz="4" w:space="0"/>
+            <w:insideV w:val="single" w:color="000000" w:sz="4" w:space="0"/>
+          </w:tblBorders>
           <w:tblCellMar>
             <w:top w:w="0" w:type="dxa"/>
             <w:left w:w="0" w:type="dxa"/>
@@ -420,7 +437,7 @@
           </w:tblCellMar>
         </w:tblPrEx>
         <w:trPr>
-          <w:trHeight w:val="422"/>
+          <w:trHeight w:val="422" w:hRule="atLeast"/>
           <w:jc w:val="center"/>
         </w:trPr>
         <w:tc>
@@ -430,7 +447,7 @@
           </w:tcPr>
           <w:p>
             <w:pPr>
-              <w:pStyle w:val="TableText"/>
+              <w:pStyle w:val="25"/>
               <w:spacing w:before="107" w:line="220" w:lineRule="auto"/>
               <w:ind w:left="313"/>
             </w:pPr>
@@ -449,7 +466,7 @@
           </w:tcPr>
           <w:p>
             <w:pPr>
-              <w:pStyle w:val="TableText"/>
+              <w:pStyle w:val="25"/>
               <w:spacing w:before="106" w:line="220" w:lineRule="auto"/>
               <w:ind w:left="141"/>
             </w:pPr>
@@ -492,7 +509,7 @@
           </w:tcPr>
           <w:p>
             <w:pPr>
-              <w:pStyle w:val="TableText"/>
+              <w:pStyle w:val="25"/>
               <w:spacing w:before="106" w:line="220" w:lineRule="auto"/>
               <w:ind w:left="315"/>
             </w:pPr>
@@ -511,11 +528,11 @@
           </w:tcPr>
           <w:p>
             <w:pPr>
-              <w:pStyle w:val="TableText"/>
+              <w:pStyle w:val="25"/>
               <w:spacing w:before="136" w:line="225" w:lineRule="auto"/>
               <w:ind w:left="820"/>
               <w:rPr>
-                <w:rFonts w:eastAsia="宋体" w:hint="default"/>
+                <w:rFonts w:hint="default" w:eastAsia="宋体"/>
                 <w:lang w:val="en-US" w:eastAsia="zh-CN"/>
               </w:rPr>
             </w:pPr>
@@ -552,9 +569,14 @@
       </w:tr>
       <w:tr>
         <w:tblPrEx>
-          <w:tblW w:w="9095" w:type="dxa"/>
-          <w:jc w:val="center"/>
-          <w:tblLayout w:type="fixed"/>
+          <w:tblBorders>
+            <w:top w:val="single" w:color="000000" w:sz="4" w:space="0"/>
+            <w:left w:val="single" w:color="000000" w:sz="4" w:space="0"/>
+            <w:bottom w:val="single" w:color="000000" w:sz="4" w:space="0"/>
+            <w:right w:val="single" w:color="000000" w:sz="4" w:space="0"/>
+            <w:insideH w:val="single" w:color="000000" w:sz="4" w:space="0"/>
+            <w:insideV w:val="single" w:color="000000" w:sz="4" w:space="0"/>
+          </w:tblBorders>
           <w:tblCellMar>
             <w:top w:w="0" w:type="dxa"/>
             <w:left w:w="0" w:type="dxa"/>
@@ -563,7 +585,7 @@
           </w:tblCellMar>
         </w:tblPrEx>
         <w:trPr>
-          <w:trHeight w:val="1439"/>
+          <w:trHeight w:val="1439" w:hRule="atLeast"/>
           <w:jc w:val="center"/>
         </w:trPr>
         <w:tc>
@@ -670,9 +692,14 @@
       </w:tr>
       <w:tr>
         <w:tblPrEx>
-          <w:tblW w:w="9095" w:type="dxa"/>
-          <w:jc w:val="center"/>
-          <w:tblLayout w:type="fixed"/>
+          <w:tblBorders>
+            <w:top w:val="single" w:color="000000" w:sz="4" w:space="0"/>
+            <w:left w:val="single" w:color="000000" w:sz="4" w:space="0"/>
+            <w:bottom w:val="single" w:color="000000" w:sz="4" w:space="0"/>
+            <w:right w:val="single" w:color="000000" w:sz="4" w:space="0"/>
+            <w:insideH w:val="single" w:color="000000" w:sz="4" w:space="0"/>
+            <w:insideV w:val="single" w:color="000000" w:sz="4" w:space="0"/>
+          </w:tblBorders>
           <w:tblCellMar>
             <w:top w:w="0" w:type="dxa"/>
             <w:left w:w="0" w:type="dxa"/>
@@ -681,7 +708,7 @@
           </w:tblCellMar>
         </w:tblPrEx>
         <w:trPr>
-          <w:trHeight w:val="1693"/>
+          <w:trHeight w:val="1693" w:hRule="atLeast"/>
           <w:jc w:val="center"/>
         </w:trPr>
         <w:tc>
@@ -691,7 +718,7 @@
           </w:tcPr>
           <w:p>
             <w:pPr>
-              <w:pStyle w:val="TableText"/>
+              <w:pStyle w:val="25"/>
               <w:spacing w:before="52" w:line="220" w:lineRule="auto"/>
               <w:ind w:left="114"/>
             </w:pPr>
@@ -704,7 +731,7 @@
           </w:p>
           <w:p>
             <w:pPr>
-              <w:pStyle w:val="TableText"/>
+              <w:pStyle w:val="25"/>
               <w:spacing w:before="141" w:line="228" w:lineRule="auto"/>
               <w:ind w:left="340"/>
             </w:pPr>
@@ -750,7 +777,7 @@
           </w:p>
           <w:p>
             <w:pPr>
-              <w:pStyle w:val="TableText"/>
+              <w:pStyle w:val="25"/>
               <w:spacing w:before="65" w:line="226" w:lineRule="auto"/>
               <w:ind w:left="327"/>
             </w:pPr>
@@ -763,7 +790,7 @@
           </w:p>
           <w:p>
             <w:pPr>
-              <w:pStyle w:val="TableText"/>
+              <w:pStyle w:val="25"/>
               <w:spacing w:before="62" w:line="219" w:lineRule="auto"/>
               <w:ind w:left="111"/>
             </w:pPr>
@@ -772,9 +799,14 @@
       </w:tr>
       <w:tr>
         <w:tblPrEx>
-          <w:tblW w:w="9095" w:type="dxa"/>
-          <w:jc w:val="center"/>
-          <w:tblLayout w:type="fixed"/>
+          <w:tblBorders>
+            <w:top w:val="single" w:color="000000" w:sz="4" w:space="0"/>
+            <w:left w:val="single" w:color="000000" w:sz="4" w:space="0"/>
+            <w:bottom w:val="single" w:color="000000" w:sz="4" w:space="0"/>
+            <w:right w:val="single" w:color="000000" w:sz="4" w:space="0"/>
+            <w:insideH w:val="single" w:color="000000" w:sz="4" w:space="0"/>
+            <w:insideV w:val="single" w:color="000000" w:sz="4" w:space="0"/>
+          </w:tblBorders>
           <w:tblCellMar>
             <w:top w:w="0" w:type="dxa"/>
             <w:left w:w="0" w:type="dxa"/>
@@ -783,7 +815,7 @@
           </w:tblCellMar>
         </w:tblPrEx>
         <w:trPr>
-          <w:trHeight w:val="1690"/>
+          <w:trHeight w:val="1690" w:hRule="atLeast"/>
           <w:jc w:val="center"/>
         </w:trPr>
         <w:tc>
@@ -793,7 +825,7 @@
           </w:tcPr>
           <w:p>
             <w:pPr>
-              <w:pStyle w:val="TableText"/>
+              <w:pStyle w:val="25"/>
               <w:spacing w:before="55" w:line="219" w:lineRule="auto"/>
               <w:ind w:left="111"/>
             </w:pPr>
@@ -806,24 +838,24 @@
           </w:p>
           <w:p>
             <w:pPr>
-              <w:pStyle w:val="TableText"/>
+              <w:pStyle w:val="25"/>
               <w:spacing w:before="202" w:line="226" w:lineRule="auto"/>
               <w:ind w:left="324"/>
               <w:rPr>
-                <w:rFonts w:ascii="Arial" w:hint="eastAsia"/>
+                <w:rFonts w:hint="eastAsia" w:ascii="Arial"/>
                 <w:sz w:val="21"/>
               </w:rPr>
             </w:pPr>
             <w:r>
               <w:rPr>
-                <w:rFonts w:ascii="Arial" w:hint="eastAsia"/>
+                <w:rFonts w:hint="eastAsia" w:ascii="Arial"/>
                 <w:sz w:val="21"/>
               </w:rPr>
               <w:t>修订《运维服务</w:t>
             </w:r>
             <w:r>
               <w:rPr>
-                <w:rFonts w:ascii="Arial" w:hint="eastAsia"/>
+                <w:rFonts w:hint="eastAsia" w:ascii="Arial"/>
                 <w:sz w:val="21"/>
                 <w:lang w:val="en-US" w:eastAsia="zh-CN"/>
               </w:rPr>
@@ -831,7 +863,7 @@
             </w:r>
             <w:r>
               <w:rPr>
-                <w:rFonts w:ascii="Arial" w:hint="eastAsia"/>
+                <w:rFonts w:hint="eastAsia" w:ascii="Arial"/>
                 <w:sz w:val="21"/>
               </w:rPr>
               <w:t>管理制度》，明确运维工具效果评估的频次、内容和责任人；</w:t>
@@ -839,17 +871,17 @@
           </w:p>
           <w:p>
             <w:pPr>
-              <w:pStyle w:val="TableText"/>
+              <w:pStyle w:val="25"/>
               <w:spacing w:before="202" w:line="226" w:lineRule="auto"/>
               <w:ind w:left="324"/>
               <w:rPr>
-                <w:rFonts w:ascii="Arial" w:hint="eastAsia"/>
+                <w:rFonts w:hint="eastAsia" w:ascii="Arial"/>
                 <w:sz w:val="21"/>
               </w:rPr>
             </w:pPr>
             <w:r>
               <w:rPr>
-                <w:rFonts w:ascii="Arial" w:hint="eastAsia"/>
+                <w:rFonts w:hint="eastAsia" w:ascii="Arial"/>
                 <w:sz w:val="21"/>
               </w:rPr>
               <w:t>组织相关人员培训，确保制度要求落实；</w:t>
@@ -857,11 +889,11 @@
           </w:p>
           <w:p>
             <w:pPr>
-              <w:pStyle w:val="TableText"/>
+              <w:pStyle w:val="25"/>
               <w:spacing w:before="202" w:line="226" w:lineRule="auto"/>
               <w:ind w:left="324"/>
               <w:rPr>
-                <w:rFonts w:ascii="Arial" w:eastAsia="宋体" w:hint="eastAsia"/>
+                <w:rFonts w:hint="eastAsia" w:ascii="Arial" w:eastAsia="宋体"/>
                 <w:sz w:val="21"/>
                 <w:lang w:eastAsia="zh-CN"/>
               </w:rPr>
@@ -882,7 +914,7 @@
           </w:p>
           <w:p>
             <w:pPr>
-              <w:pStyle w:val="TableText"/>
+              <w:pStyle w:val="25"/>
               <w:spacing w:before="202" w:line="226" w:lineRule="auto"/>
               <w:ind w:left="324"/>
               <w:rPr>
@@ -892,15 +924,15 @@
             </w:pPr>
             <w:r>
               <w:rPr>
-                <w:rFonts w:ascii="Arial" w:hint="eastAsia"/>
+                <w:rFonts w:hint="eastAsia" w:ascii="Arial"/>
                 <w:sz w:val="21"/>
               </w:rPr>
-              <w:t>将工具效果评估纳入运维部例行工作，由产品产品质量部跟踪验证。</w:t>
-            </w:r>
-          </w:p>
-          <w:p>
-            <w:pPr>
-              <w:pStyle w:val="TableText"/>
+              <w:t>将工具效果评估纳入运维部例行工作，由产品质量部跟踪验证。</w:t>
+            </w:r>
+          </w:p>
+          <w:p>
+            <w:pPr>
+              <w:pStyle w:val="25"/>
               <w:spacing w:before="68" w:line="220" w:lineRule="auto"/>
               <w:ind w:left="4318"/>
             </w:pPr>
@@ -956,9 +988,14 @@
       </w:tr>
       <w:tr>
         <w:tblPrEx>
-          <w:tblW w:w="9095" w:type="dxa"/>
-          <w:jc w:val="center"/>
-          <w:tblLayout w:type="fixed"/>
+          <w:tblBorders>
+            <w:top w:val="single" w:color="000000" w:sz="4" w:space="0"/>
+            <w:left w:val="single" w:color="000000" w:sz="4" w:space="0"/>
+            <w:bottom w:val="single" w:color="000000" w:sz="4" w:space="0"/>
+            <w:right w:val="single" w:color="000000" w:sz="4" w:space="0"/>
+            <w:insideH w:val="single" w:color="000000" w:sz="4" w:space="0"/>
+            <w:insideV w:val="single" w:color="000000" w:sz="4" w:space="0"/>
+          </w:tblBorders>
           <w:tblCellMar>
             <w:top w:w="0" w:type="dxa"/>
             <w:left w:w="0" w:type="dxa"/>
@@ -967,7 +1004,7 @@
           </w:tblCellMar>
         </w:tblPrEx>
         <w:trPr>
-          <w:trHeight w:val="1247"/>
+          <w:trHeight w:val="1247" w:hRule="atLeast"/>
           <w:jc w:val="center"/>
         </w:trPr>
         <w:tc>
@@ -977,7 +1014,7 @@
           </w:tcPr>
           <w:p>
             <w:pPr>
-              <w:pStyle w:val="TableText"/>
+              <w:pStyle w:val="25"/>
               <w:spacing w:before="56" w:line="220" w:lineRule="auto"/>
               <w:ind w:left="116"/>
             </w:pPr>
@@ -990,7 +1027,7 @@
           </w:p>
           <w:p>
             <w:pPr>
-              <w:pStyle w:val="TableText"/>
+              <w:pStyle w:val="25"/>
               <w:spacing w:before="202" w:line="226" w:lineRule="auto"/>
               <w:ind w:left="324"/>
               <w:rPr>
@@ -1008,7 +1045,7 @@
           </w:p>
           <w:p>
             <w:pPr>
-              <w:pStyle w:val="TableText"/>
+              <w:pStyle w:val="25"/>
               <w:spacing w:before="202" w:line="226" w:lineRule="auto"/>
               <w:ind w:left="324"/>
               <w:rPr>
@@ -1034,11 +1071,11 @@
           </w:p>
           <w:p>
             <w:pPr>
-              <w:pStyle w:val="TableText"/>
+              <w:pStyle w:val="25"/>
               <w:spacing w:before="68" w:line="214" w:lineRule="auto"/>
               <w:ind w:left="110"/>
               <w:rPr>
-                <w:rFonts w:eastAsia="宋体" w:hint="default"/>
+                <w:rFonts w:hint="default" w:eastAsia="宋体"/>
                 <w:lang w:val="en-US" w:eastAsia="zh-CN"/>
               </w:rPr>
             </w:pPr>
@@ -1096,9 +1133,14 @@
       </w:tr>
       <w:tr>
         <w:tblPrEx>
-          <w:tblW w:w="9095" w:type="dxa"/>
-          <w:jc w:val="center"/>
-          <w:tblLayout w:type="fixed"/>
+          <w:tblBorders>
+            <w:top w:val="single" w:color="000000" w:sz="4" w:space="0"/>
+            <w:left w:val="single" w:color="000000" w:sz="4" w:space="0"/>
+            <w:bottom w:val="single" w:color="000000" w:sz="4" w:space="0"/>
+            <w:right w:val="single" w:color="000000" w:sz="4" w:space="0"/>
+            <w:insideH w:val="single" w:color="000000" w:sz="4" w:space="0"/>
+            <w:insideV w:val="single" w:color="000000" w:sz="4" w:space="0"/>
+          </w:tblBorders>
           <w:tblCellMar>
             <w:top w:w="0" w:type="dxa"/>
             <w:left w:w="0" w:type="dxa"/>
@@ -1107,7 +1149,7 @@
           </w:tblCellMar>
         </w:tblPrEx>
         <w:trPr>
-          <w:trHeight w:val="397"/>
+          <w:trHeight w:val="397" w:hRule="atLeast"/>
           <w:jc w:val="center"/>
         </w:trPr>
         <w:tc>
@@ -1129,7 +1171,7 @@
           </w:p>
           <w:p>
             <w:pPr>
-              <w:pStyle w:val="TableText"/>
+              <w:pStyle w:val="25"/>
               <w:spacing w:before="68" w:line="277" w:lineRule="auto"/>
               <w:ind w:left="256" w:right="253"/>
             </w:pPr>
@@ -1148,7 +1190,7 @@
           </w:tcPr>
           <w:p>
             <w:pPr>
-              <w:pStyle w:val="TableText"/>
+              <w:pStyle w:val="25"/>
               <w:spacing w:before="100" w:line="220" w:lineRule="auto"/>
               <w:ind w:left="422"/>
             </w:pPr>
@@ -1195,7 +1237,7 @@
           </w:tcPr>
           <w:p>
             <w:pPr>
-              <w:pStyle w:val="TableText"/>
+              <w:pStyle w:val="25"/>
               <w:spacing w:before="196" w:line="274" w:lineRule="auto"/>
               <w:ind w:left="312" w:right="246" w:firstLine="52"/>
             </w:pPr>
@@ -1214,7 +1256,7 @@
           </w:p>
           <w:p>
             <w:pPr>
-              <w:pStyle w:val="TableText"/>
+              <w:pStyle w:val="25"/>
               <w:spacing w:line="220" w:lineRule="auto"/>
               <w:ind w:left="282"/>
             </w:pPr>
@@ -1245,7 +1287,7 @@
           </w:p>
           <w:p>
             <w:pPr>
-              <w:pStyle w:val="TableText"/>
+              <w:pStyle w:val="25"/>
               <w:spacing w:before="68" w:line="220" w:lineRule="auto"/>
               <w:ind w:left="263"/>
             </w:pPr>
@@ -1261,7 +1303,7 @@
           </w:p>
           <w:p>
             <w:pPr>
-              <w:pStyle w:val="TableText"/>
+              <w:pStyle w:val="25"/>
               <w:spacing w:before="60" w:line="220" w:lineRule="auto"/>
               <w:ind w:left="188"/>
             </w:pPr>
@@ -1304,9 +1346,14 @@
       </w:tr>
       <w:tr>
         <w:tblPrEx>
-          <w:tblW w:w="9095" w:type="dxa"/>
-          <w:jc w:val="center"/>
-          <w:tblLayout w:type="fixed"/>
+          <w:tblBorders>
+            <w:top w:val="single" w:color="000000" w:sz="4" w:space="0"/>
+            <w:left w:val="single" w:color="000000" w:sz="4" w:space="0"/>
+            <w:bottom w:val="single" w:color="000000" w:sz="4" w:space="0"/>
+            <w:right w:val="single" w:color="000000" w:sz="4" w:space="0"/>
+            <w:insideH w:val="single" w:color="000000" w:sz="4" w:space="0"/>
+            <w:insideV w:val="single" w:color="000000" w:sz="4" w:space="0"/>
+          </w:tblBorders>
           <w:tblCellMar>
             <w:top w:w="0" w:type="dxa"/>
             <w:left w:w="0" w:type="dxa"/>
@@ -1315,13 +1362,13 @@
           </w:tblCellMar>
         </w:tblPrEx>
         <w:trPr>
-          <w:trHeight w:val="397"/>
+          <w:trHeight w:val="397" w:hRule="atLeast"/>
           <w:jc w:val="center"/>
         </w:trPr>
         <w:tc>
           <w:tcPr>
             <w:tcW w:w="934" w:type="dxa"/>
-            <w:vMerge/>
+            <w:vMerge w:val="continue"/>
             <w:tcBorders>
               <w:top w:val="nil"/>
               <w:bottom w:val="nil"/>
@@ -1343,7 +1390,7 @@
           </w:tcPr>
           <w:p>
             <w:pPr>
-              <w:pStyle w:val="TableText"/>
+              <w:pStyle w:val="25"/>
               <w:spacing w:before="101" w:line="220" w:lineRule="auto"/>
               <w:ind w:left="424"/>
             </w:pPr>
@@ -1371,7 +1418,7 @@
           <w:tcPr>
             <w:tcW w:w="1559" w:type="dxa"/>
             <w:gridSpan w:val="2"/>
-            <w:vMerge/>
+            <w:vMerge w:val="continue"/>
             <w:tcBorders>
               <w:top w:val="nil"/>
               <w:bottom w:val="nil"/>
@@ -1389,7 +1436,7 @@
         <w:tc>
           <w:tcPr>
             <w:tcW w:w="1988" w:type="dxa"/>
-            <w:vMerge/>
+            <w:vMerge w:val="continue"/>
             <w:tcBorders>
               <w:top w:val="nil"/>
               <w:bottom w:val="nil"/>
@@ -1407,9 +1454,14 @@
       </w:tr>
       <w:tr>
         <w:tblPrEx>
-          <w:tblW w:w="9095" w:type="dxa"/>
-          <w:jc w:val="center"/>
-          <w:tblLayout w:type="fixed"/>
+          <w:tblBorders>
+            <w:top w:val="single" w:color="000000" w:sz="4" w:space="0"/>
+            <w:left w:val="single" w:color="000000" w:sz="4" w:space="0"/>
+            <w:bottom w:val="single" w:color="000000" w:sz="4" w:space="0"/>
+            <w:right w:val="single" w:color="000000" w:sz="4" w:space="0"/>
+            <w:insideH w:val="single" w:color="000000" w:sz="4" w:space="0"/>
+            <w:insideV w:val="single" w:color="000000" w:sz="4" w:space="0"/>
+          </w:tblBorders>
           <w:tblCellMar>
             <w:top w:w="0" w:type="dxa"/>
             <w:left w:w="0" w:type="dxa"/>
@@ -1418,13 +1470,13 @@
           </w:tblCellMar>
         </w:tblPrEx>
         <w:trPr>
-          <w:trHeight w:val="402"/>
+          <w:trHeight w:val="402" w:hRule="atLeast"/>
           <w:jc w:val="center"/>
         </w:trPr>
         <w:tc>
           <w:tcPr>
             <w:tcW w:w="934" w:type="dxa"/>
-            <w:vMerge/>
+            <w:vMerge w:val="continue"/>
             <w:tcBorders>
               <w:top w:val="nil"/>
             </w:tcBorders>
@@ -1445,7 +1497,7 @@
           </w:tcPr>
           <w:p>
             <w:pPr>
-              <w:pStyle w:val="TableText"/>
+              <w:pStyle w:val="25"/>
               <w:spacing w:before="101" w:line="220" w:lineRule="auto"/>
               <w:ind w:left="432"/>
             </w:pPr>
@@ -1485,7 +1537,7 @@
           <w:tcPr>
             <w:tcW w:w="1559" w:type="dxa"/>
             <w:gridSpan w:val="2"/>
-            <w:vMerge/>
+            <w:vMerge w:val="continue"/>
             <w:tcBorders>
               <w:top w:val="nil"/>
             </w:tcBorders>
@@ -1502,7 +1554,7 @@
         <w:tc>
           <w:tcPr>
             <w:tcW w:w="1988" w:type="dxa"/>
-            <w:vMerge/>
+            <w:vMerge w:val="continue"/>
             <w:tcBorders>
               <w:top w:val="nil"/>
             </w:tcBorders>
@@ -1529,22 +1581,72 @@
     <w:sectPr>
       <w:pgSz w:w="11906" w:h="16839"/>
       <w:pgMar w:top="1431" w:right="1400" w:bottom="0" w:left="1400" w:header="0" w:footer="0" w:gutter="0"/>
-      <w:cols w:num="1" w:space="720"/>
+      <w:cols w:space="720" w:num="1"/>
     </w:sectPr>
   </w:body>
 </w:document>
 </file>
 
+<file path=word/endnotes.xml><?xml version="1.0" encoding="utf-8"?>
+<w:endnotes xmlns:wpc="http://schemas.microsoft.com/office/word/2010/wordprocessingCanvas" xmlns:mc="http://schemas.openxmlformats.org/markup-compatibility/2006" xmlns:o="urn:schemas-microsoft-com:office:office" xmlns:r="http://schemas.openxmlformats.org/officeDocument/2006/relationships" xmlns:m="http://schemas.openxmlformats.org/officeDocument/2006/math" xmlns:v="urn:schemas-microsoft-com:vml" xmlns:wp14="http://schemas.microsoft.com/office/word/2010/wordprocessingDrawing" xmlns:wp="http://schemas.openxmlformats.org/drawingml/2006/wordprocessingDrawing" xmlns:w="http://schemas.openxmlformats.org/wordprocessingml/2006/main" xmlns:w14="http://schemas.microsoft.com/office/word/2010/wordml" xmlns:w15="http://schemas.microsoft.com/office/word/2012/wordml" xmlns:w10="urn:schemas-microsoft-com:office:word" xmlns:wpg="http://schemas.microsoft.com/office/word/2010/wordprocessingGroup" xmlns:wpi="http://schemas.microsoft.com/office/word/2010/wordprocessingInk" xmlns:wne="http://schemas.microsoft.com/office/word/2006/wordml" xmlns:wps="http://schemas.microsoft.com/office/word/2010/wordprocessingShape" xmlns:wpsCustomData="http://www.wps.cn/officeDocument/2013/wpsCustomData" mc:Ignorable="w14 w15 wp14">
+  <w:endnote w:type="separator" w:id="0">
+    <w:p>
+      <w:pPr>
+        <w:spacing w:line="240" w:lineRule="auto"/>
+      </w:pPr>
+      <w:r>
+        <w:separator/>
+      </w:r>
+    </w:p>
+  </w:endnote>
+  <w:endnote w:type="continuationSeparator" w:id="1">
+    <w:p>
+      <w:pPr>
+        <w:spacing w:line="240" w:lineRule="auto"/>
+      </w:pPr>
+      <w:r>
+        <w:continuationSeparator/>
+      </w:r>
+    </w:p>
+  </w:endnote>
+</w:endnotes>
+</file>
+
+<file path=word/footnotes.xml><?xml version="1.0" encoding="utf-8"?>
+<w:footnotes xmlns:wpc="http://schemas.microsoft.com/office/word/2010/wordprocessingCanvas" xmlns:mc="http://schemas.openxmlformats.org/markup-compatibility/2006" xmlns:o="urn:schemas-microsoft-com:office:office" xmlns:r="http://schemas.openxmlformats.org/officeDocument/2006/relationships" xmlns:m="http://schemas.openxmlformats.org/officeDocument/2006/math" xmlns:v="urn:schemas-microsoft-com:vml" xmlns:wp14="http://schemas.microsoft.com/office/word/2010/wordprocessingDrawing" xmlns:wp="http://schemas.openxmlformats.org/drawingml/2006/wordprocessingDrawing" xmlns:w="http://schemas.openxmlformats.org/wordprocessingml/2006/main" xmlns:w14="http://schemas.microsoft.com/office/word/2010/wordml" xmlns:w15="http://schemas.microsoft.com/office/word/2012/wordml" xmlns:w10="urn:schemas-microsoft-com:office:word" xmlns:wpg="http://schemas.microsoft.com/office/word/2010/wordprocessingGroup" xmlns:wpi="http://schemas.microsoft.com/office/word/2010/wordprocessingInk" xmlns:wne="http://schemas.microsoft.com/office/word/2006/wordml" xmlns:wps="http://schemas.microsoft.com/office/word/2010/wordprocessingShape" xmlns:wpsCustomData="http://www.wps.cn/officeDocument/2013/wpsCustomData" mc:Ignorable="w14 w15 wp14">
+  <w:footnote w:type="separator" w:id="0">
+    <w:p>
+      <w:pPr>
+        <w:spacing w:line="360" w:lineRule="auto"/>
+      </w:pPr>
+      <w:r>
+        <w:separator/>
+      </w:r>
+    </w:p>
+  </w:footnote>
+  <w:footnote w:type="continuationSeparator" w:id="1">
+    <w:p>
+      <w:pPr>
+        <w:spacing w:line="360" w:lineRule="auto"/>
+      </w:pPr>
+      <w:r>
+        <w:continuationSeparator/>
+      </w:r>
+    </w:p>
+  </w:footnote>
+</w:footnotes>
+</file>
+
 <file path=word/numbering.xml><?xml version="1.0" encoding="utf-8"?>
-<w:numbering xmlns:wpc="http://schemas.microsoft.com/office/word/2010/wordprocessingCanvas" xmlns:mc="http://schemas.openxmlformats.org/markup-compatibility/2006" xmlns:o="urn:schemas-microsoft-com:office:office" xmlns:r="http://schemas.openxmlformats.org/officeDocument/2006/relationships" xmlns:m="http://schemas.openxmlformats.org/officeDocument/2006/math" xmlns:v="urn:schemas-microsoft-com:vml" xmlns:wp14="http://schemas.microsoft.com/office/word/2010/wordprocessingDrawing" xmlns:wp="http://schemas.openxmlformats.org/drawingml/2006/wordprocessingDrawing" xmlns:w10="urn:schemas-microsoft-com:office:word" xmlns:w="http://schemas.openxmlformats.org/wordprocessingml/2006/main" xmlns:w14="http://schemas.microsoft.com/office/word/2010/wordml" xmlns:w15="http://schemas.microsoft.com/office/word/2012/wordml" xmlns:wne="http://schemas.microsoft.com/office/word/2006/wordml" xmlns:wpg="http://schemas.microsoft.com/office/word/2010/wordprocessingGroup" xmlns:wpi="http://schemas.microsoft.com/office/word/2010/wordprocessingInk" xmlns:wps="http://schemas.microsoft.com/office/word/2010/wordprocessingShape" mc:Ignorable="w14 w15 wp14">
+<w:numbering xmlns:wpc="http://schemas.microsoft.com/office/word/2010/wordprocessingCanvas" xmlns:mc="http://schemas.openxmlformats.org/markup-compatibility/2006" xmlns:o="urn:schemas-microsoft-com:office:office" xmlns:r="http://schemas.openxmlformats.org/officeDocument/2006/relationships" xmlns:m="http://schemas.openxmlformats.org/officeDocument/2006/math" xmlns:v="urn:schemas-microsoft-com:vml" xmlns:wp14="http://schemas.microsoft.com/office/word/2010/wordprocessingDrawing" xmlns:wp="http://schemas.openxmlformats.org/drawingml/2006/wordprocessingDrawing" xmlns:w10="urn:schemas-microsoft-com:office:word" xmlns:w="http://schemas.openxmlformats.org/wordprocessingml/2006/main" xmlns:w14="http://schemas.microsoft.com/office/word/2010/wordml" xmlns:wpg="http://schemas.microsoft.com/office/word/2010/wordprocessingGroup" xmlns:wpi="http://schemas.microsoft.com/office/word/2010/wordprocessingInk" xmlns:wne="http://schemas.microsoft.com/office/word/2006/wordml" xmlns:wps="http://schemas.microsoft.com/office/word/2010/wordprocessingShape" xmlns:wpsCustomData="http://www.wps.cn/officeDocument/2013/wpsCustomData" mc:Ignorable="w14 wp14">
   <w:abstractNum w:abstractNumId="0">
     <w:nsid w:val="8E964DCE"/>
     <w:multiLevelType w:val="multilevel"/>
     <w:tmpl w:val="8E964DCE"/>
-    <w:lvl w:ilvl="0">
+    <w:lvl w:ilvl="0" w:tentative="0">
       <w:start w:val="1"/>
       <w:numFmt w:val="decimal"/>
-      <w:pStyle w:val="Heading1"/>
+      <w:pStyle w:val="2"/>
       <w:lvlText w:val="%1."/>
       <w:lvlJc w:val="left"/>
       <w:pPr>
@@ -1554,10 +1656,10 @@
         <w:rFonts w:hint="default"/>
       </w:rPr>
     </w:lvl>
-    <w:lvl w:ilvl="1">
+    <w:lvl w:ilvl="1" w:tentative="0">
       <w:start w:val="1"/>
       <w:numFmt w:val="decimal"/>
-      <w:pStyle w:val="Heading2"/>
+      <w:pStyle w:val="3"/>
       <w:lvlText w:val="%1.%2."/>
       <w:lvlJc w:val="left"/>
       <w:pPr>
@@ -1567,10 +1669,10 @@
         <w:rFonts w:hint="default"/>
       </w:rPr>
     </w:lvl>
-    <w:lvl w:ilvl="2">
+    <w:lvl w:ilvl="2" w:tentative="0">
       <w:start w:val="1"/>
       <w:numFmt w:val="decimal"/>
-      <w:pStyle w:val="Heading3"/>
+      <w:pStyle w:val="4"/>
       <w:lvlText w:val="%1.%2.%3."/>
       <w:lvlJc w:val="left"/>
       <w:pPr>
@@ -1580,10 +1682,10 @@
         <w:rFonts w:hint="default"/>
       </w:rPr>
     </w:lvl>
-    <w:lvl w:ilvl="3">
+    <w:lvl w:ilvl="3" w:tentative="0">
       <w:start w:val="1"/>
       <w:numFmt w:val="decimal"/>
-      <w:pStyle w:val="Heading4"/>
+      <w:pStyle w:val="5"/>
       <w:lvlText w:val="%1.%2.%3.%4."/>
       <w:lvlJc w:val="left"/>
       <w:pPr>
@@ -1593,10 +1695,10 @@
         <w:rFonts w:hint="default"/>
       </w:rPr>
     </w:lvl>
-    <w:lvl w:ilvl="4">
+    <w:lvl w:ilvl="4" w:tentative="0">
       <w:start w:val="1"/>
       <w:numFmt w:val="decimal"/>
-      <w:pStyle w:val="Heading5"/>
+      <w:pStyle w:val="6"/>
       <w:lvlText w:val="%1.%2.%3.%4.%5."/>
       <w:lvlJc w:val="left"/>
       <w:pPr>
@@ -1606,10 +1708,10 @@
         <w:rFonts w:hint="default"/>
       </w:rPr>
     </w:lvl>
-    <w:lvl w:ilvl="5">
+    <w:lvl w:ilvl="5" w:tentative="0">
       <w:start w:val="1"/>
       <w:numFmt w:val="decimal"/>
-      <w:pStyle w:val="Heading6"/>
+      <w:pStyle w:val="7"/>
       <w:lvlText w:val="%1.%2.%3.%4.%5.%6."/>
       <w:lvlJc w:val="left"/>
       <w:pPr>
@@ -1619,10 +1721,10 @@
         <w:rFonts w:hint="default"/>
       </w:rPr>
     </w:lvl>
-    <w:lvl w:ilvl="6">
+    <w:lvl w:ilvl="6" w:tentative="0">
       <w:start w:val="1"/>
       <w:numFmt w:val="decimal"/>
-      <w:pStyle w:val="Heading7"/>
+      <w:pStyle w:val="8"/>
       <w:lvlText w:val="%1.%2.%3.%4.%5.%6.%7."/>
       <w:lvlJc w:val="left"/>
       <w:pPr>
@@ -1632,10 +1734,10 @@
         <w:rFonts w:hint="default"/>
       </w:rPr>
     </w:lvl>
-    <w:lvl w:ilvl="7">
+    <w:lvl w:ilvl="7" w:tentative="0">
       <w:start w:val="1"/>
       <w:numFmt w:val="decimal"/>
-      <w:pStyle w:val="Heading8"/>
+      <w:pStyle w:val="9"/>
       <w:lvlText w:val="%1.%2.%3.%4.%5.%6.%7.%8."/>
       <w:lvlJc w:val="left"/>
       <w:pPr>
@@ -1645,10 +1747,10 @@
         <w:rFonts w:hint="default"/>
       </w:rPr>
     </w:lvl>
-    <w:lvl w:ilvl="8">
+    <w:lvl w:ilvl="8" w:tentative="0">
       <w:start w:val="1"/>
       <w:numFmt w:val="decimal"/>
-      <w:pStyle w:val="Heading9"/>
+      <w:pStyle w:val="10"/>
       <w:lvlText w:val="%1.%2.%3.%4.%5.%6.%7.%8.%9."/>
       <w:lvlJc w:val="left"/>
       <w:pPr>
@@ -1666,267 +1768,269 @@
 </file>
 
 <file path=word/styles.xml><?xml version="1.0" encoding="utf-8"?>
-<w:styles xmlns:mc="http://schemas.openxmlformats.org/markup-compatibility/2006" xmlns:r="http://schemas.openxmlformats.org/officeDocument/2006/relationships" xmlns:w="http://schemas.openxmlformats.org/wordprocessingml/2006/main" xmlns:w14="http://schemas.microsoft.com/office/word/2010/wordml" xmlns:w15="http://schemas.microsoft.com/office/word/2012/wordml" mc:Ignorable="w14 w15">
+<w:styles xmlns:mc="http://schemas.openxmlformats.org/markup-compatibility/2006" xmlns:o="urn:schemas-microsoft-com:office:office" xmlns:r="http://schemas.openxmlformats.org/officeDocument/2006/relationships" xmlns:m="http://schemas.openxmlformats.org/officeDocument/2006/math" xmlns:v="urn:schemas-microsoft-com:vml" xmlns:w="http://schemas.openxmlformats.org/wordprocessingml/2006/main" xmlns:w14="http://schemas.microsoft.com/office/word/2010/wordml" xmlns:w10="urn:schemas-microsoft-com:office:word" xmlns:sl="http://schemas.openxmlformats.org/schemaLibrary/2006/main" xmlns:wpsCustomData="http://www.wps.cn/officeDocument/2013/wpsCustomData" mc:Ignorable="w14">
   <w:docDefaults>
     <w:rPrDefault>
       <w:rPr>
-        <w:rFonts w:ascii="Times New Roman" w:eastAsia="宋体" w:hAnsi="Times New Roman" w:cs="Times New Roman"/>
+        <w:rFonts w:ascii="Times New Roman" w:hAnsi="Times New Roman" w:eastAsia="宋体" w:cs="Times New Roman"/>
       </w:rPr>
     </w:rPrDefault>
     <w:pPrDefault/>
   </w:docDefaults>
-  <w:latentStyles w:defLockedState="0" w:defUIPriority="99" w:defSemiHidden="1" w:defUnhideWhenUsed="1" w:defQFormat="0" w:count="260">
-    <w:lsdException w:name="Normal" w:semiHidden="0" w:uiPriority="0" w:unhideWhenUsed="0" w:qFormat="1"/>
-    <w:lsdException w:name="heading 1" w:semiHidden="0" w:uiPriority="0" w:unhideWhenUsed="0" w:qFormat="1"/>
-    <w:lsdException w:name="heading 2" w:semiHidden="0" w:uiPriority="0" w:qFormat="1"/>
-    <w:lsdException w:name="heading 3" w:uiPriority="0" w:qFormat="1"/>
-    <w:lsdException w:name="heading 4" w:semiHidden="0" w:uiPriority="0" w:qFormat="1"/>
-    <w:lsdException w:name="heading 5" w:uiPriority="0" w:qFormat="1"/>
-    <w:lsdException w:name="heading 6" w:uiPriority="0" w:qFormat="1"/>
-    <w:lsdException w:name="heading 7" w:uiPriority="0" w:qFormat="1"/>
-    <w:lsdException w:name="heading 8" w:uiPriority="0" w:qFormat="1"/>
-    <w:lsdException w:name="heading 9" w:uiPriority="0" w:qFormat="1"/>
-    <w:lsdException w:name="index 1" w:semiHidden="0" w:uiPriority="0" w:unhideWhenUsed="0"/>
-    <w:lsdException w:name="index 2" w:semiHidden="0" w:uiPriority="0" w:unhideWhenUsed="0"/>
-    <w:lsdException w:name="index 3" w:semiHidden="0" w:uiPriority="0" w:unhideWhenUsed="0"/>
-    <w:lsdException w:name="index 4" w:semiHidden="0" w:uiPriority="0" w:unhideWhenUsed="0"/>
-    <w:lsdException w:name="index 5" w:semiHidden="0" w:uiPriority="0" w:unhideWhenUsed="0"/>
-    <w:lsdException w:name="index 6" w:semiHidden="0" w:uiPriority="0" w:unhideWhenUsed="0"/>
-    <w:lsdException w:name="index 7" w:semiHidden="0" w:uiPriority="0" w:unhideWhenUsed="0"/>
-    <w:lsdException w:name="index 8" w:semiHidden="0" w:uiPriority="0" w:unhideWhenUsed="0"/>
-    <w:lsdException w:name="index 9" w:semiHidden="0" w:uiPriority="0" w:unhideWhenUsed="0"/>
-    <w:lsdException w:name="toc 1" w:semiHidden="0" w:uiPriority="0" w:unhideWhenUsed="0" w:qFormat="1"/>
-    <w:lsdException w:name="toc 2" w:semiHidden="0" w:uiPriority="0" w:unhideWhenUsed="0" w:qFormat="1"/>
-    <w:lsdException w:name="toc 3" w:semiHidden="0" w:uiPriority="0" w:unhideWhenUsed="0" w:qFormat="1"/>
-    <w:lsdException w:name="toc 4" w:semiHidden="0" w:uiPriority="0" w:unhideWhenUsed="0"/>
-    <w:lsdException w:name="toc 5" w:semiHidden="0" w:uiPriority="0" w:unhideWhenUsed="0"/>
-    <w:lsdException w:name="toc 6" w:semiHidden="0" w:uiPriority="0" w:unhideWhenUsed="0"/>
-    <w:lsdException w:name="toc 7" w:semiHidden="0" w:uiPriority="0" w:unhideWhenUsed="0"/>
-    <w:lsdException w:name="toc 8" w:semiHidden="0" w:uiPriority="0" w:unhideWhenUsed="0"/>
-    <w:lsdException w:name="toc 9" w:semiHidden="0" w:uiPriority="0" w:unhideWhenUsed="0"/>
-    <w:lsdException w:name="Normal Indent" w:semiHidden="0" w:uiPriority="0" w:unhideWhenUsed="0"/>
-    <w:lsdException w:name="footnote text" w:semiHidden="0" w:uiPriority="0" w:unhideWhenUsed="0"/>
-    <w:lsdException w:name="annotation text" w:semiHidden="0" w:uiPriority="0" w:unhideWhenUsed="0" w:qFormat="1"/>
-    <w:lsdException w:name="header" w:semiHidden="0" w:uiPriority="0" w:unhideWhenUsed="0" w:qFormat="1"/>
-    <w:lsdException w:name="footer" w:semiHidden="0" w:uiPriority="0" w:unhideWhenUsed="0" w:qFormat="1"/>
-    <w:lsdException w:name="index heading" w:semiHidden="0" w:uiPriority="0" w:unhideWhenUsed="0"/>
-    <w:lsdException w:name="caption" w:uiPriority="0" w:qFormat="1"/>
-    <w:lsdException w:name="table of figures" w:semiHidden="0" w:uiPriority="0" w:unhideWhenUsed="0"/>
-    <w:lsdException w:name="envelope address" w:semiHidden="0" w:uiPriority="0" w:unhideWhenUsed="0"/>
-    <w:lsdException w:name="envelope return" w:semiHidden="0" w:uiPriority="0" w:unhideWhenUsed="0"/>
-    <w:lsdException w:name="footnote reference" w:semiHidden="0" w:uiPriority="0" w:unhideWhenUsed="0"/>
-    <w:lsdException w:name="annotation reference" w:semiHidden="0" w:uiPriority="0" w:unhideWhenUsed="0"/>
-    <w:lsdException w:name="line number" w:semiHidden="0" w:uiPriority="0" w:unhideWhenUsed="0"/>
-    <w:lsdException w:name="page number" w:semiHidden="0" w:uiPriority="0" w:unhideWhenUsed="0"/>
-    <w:lsdException w:name="endnote reference" w:semiHidden="0" w:uiPriority="0" w:unhideWhenUsed="0"/>
-    <w:lsdException w:name="endnote text" w:semiHidden="0" w:uiPriority="0" w:unhideWhenUsed="0"/>
-    <w:lsdException w:name="table of authorities" w:semiHidden="0" w:uiPriority="0" w:unhideWhenUsed="0"/>
-    <w:lsdException w:name="macro" w:semiHidden="0" w:uiPriority="0" w:unhideWhenUsed="0"/>
-    <w:lsdException w:name="toa heading" w:semiHidden="0" w:uiPriority="0" w:unhideWhenUsed="0"/>
-    <w:lsdException w:name="List" w:semiHidden="0" w:uiPriority="0" w:unhideWhenUsed="0"/>
-    <w:lsdException w:name="List Bullet" w:semiHidden="0" w:uiPriority="0" w:unhideWhenUsed="0"/>
-    <w:lsdException w:name="List Number" w:semiHidden="0" w:uiPriority="0" w:unhideWhenUsed="0"/>
-    <w:lsdException w:name="List 2" w:semiHidden="0" w:uiPriority="0" w:unhideWhenUsed="0"/>
-    <w:lsdException w:name="List 3" w:semiHidden="0" w:uiPriority="0" w:unhideWhenUsed="0"/>
-    <w:lsdException w:name="List 4" w:semiHidden="0" w:uiPriority="0" w:unhideWhenUsed="0"/>
-    <w:lsdException w:name="List 5" w:semiHidden="0" w:uiPriority="0" w:unhideWhenUsed="0"/>
-    <w:lsdException w:name="List Bullet 2" w:semiHidden="0" w:uiPriority="0" w:unhideWhenUsed="0"/>
-    <w:lsdException w:name="List Bullet 3" w:semiHidden="0" w:uiPriority="0" w:unhideWhenUsed="0"/>
-    <w:lsdException w:name="List Bullet 4" w:semiHidden="0" w:uiPriority="0" w:unhideWhenUsed="0"/>
-    <w:lsdException w:name="List Bullet 5" w:semiHidden="0" w:uiPriority="0" w:unhideWhenUsed="0"/>
-    <w:lsdException w:name="List Number 2" w:semiHidden="0" w:uiPriority="0" w:unhideWhenUsed="0"/>
-    <w:lsdException w:name="List Number 3" w:semiHidden="0" w:uiPriority="0" w:unhideWhenUsed="0"/>
-    <w:lsdException w:name="List Number 4" w:semiHidden="0" w:uiPriority="0" w:unhideWhenUsed="0"/>
-    <w:lsdException w:name="List Number 5" w:semiHidden="0" w:uiPriority="0" w:unhideWhenUsed="0"/>
-    <w:lsdException w:name="Title" w:semiHidden="0" w:uiPriority="0" w:unhideWhenUsed="0" w:qFormat="1"/>
-    <w:lsdException w:name="Closing" w:semiHidden="0" w:uiPriority="0" w:unhideWhenUsed="0"/>
-    <w:lsdException w:name="Signature" w:semiHidden="0" w:uiPriority="0" w:unhideWhenUsed="0"/>
-    <w:lsdException w:name="Default Paragraph Font" w:uiPriority="0" w:unhideWhenUsed="0" w:qFormat="1"/>
-    <w:lsdException w:name="Body Text" w:uiPriority="0" w:unhideWhenUsed="0" w:qFormat="1"/>
-    <w:lsdException w:name="Body Text Indent" w:semiHidden="0" w:uiPriority="0" w:unhideWhenUsed="0"/>
-    <w:lsdException w:name="List Continue" w:semiHidden="0" w:uiPriority="0" w:unhideWhenUsed="0"/>
-    <w:lsdException w:name="List Continue 2" w:semiHidden="0" w:uiPriority="0" w:unhideWhenUsed="0"/>
-    <w:lsdException w:name="List Continue 3" w:semiHidden="0" w:uiPriority="0" w:unhideWhenUsed="0"/>
-    <w:lsdException w:name="List Continue 4" w:semiHidden="0" w:uiPriority="0" w:unhideWhenUsed="0"/>
-    <w:lsdException w:name="List Continue 5" w:semiHidden="0" w:uiPriority="0" w:unhideWhenUsed="0"/>
-    <w:lsdException w:name="Message Header" w:semiHidden="0" w:uiPriority="0" w:unhideWhenUsed="0"/>
-    <w:lsdException w:name="Subtitle" w:semiHidden="0" w:uiPriority="0" w:unhideWhenUsed="0" w:qFormat="1"/>
-    <w:lsdException w:name="Salutation" w:semiHidden="0" w:uiPriority="0" w:unhideWhenUsed="0"/>
-    <w:lsdException w:name="Date" w:semiHidden="0" w:uiPriority="0" w:unhideWhenUsed="0"/>
-    <w:lsdException w:name="Body Text First Indent" w:semiHidden="0" w:uiPriority="0" w:unhideWhenUsed="0"/>
-    <w:lsdException w:name="Body Text First Indent 2" w:semiHidden="0" w:uiPriority="0" w:unhideWhenUsed="0"/>
-    <w:lsdException w:name="Body Text 2" w:semiHidden="0" w:uiPriority="0" w:unhideWhenUsed="0"/>
-    <w:lsdException w:name="Body Text 3" w:semiHidden="0" w:uiPriority="0" w:unhideWhenUsed="0"/>
-    <w:lsdException w:name="Body Text Indent 2" w:semiHidden="0" w:uiPriority="0" w:unhideWhenUsed="0"/>
-    <w:lsdException w:name="Body Text Indent 3" w:semiHidden="0" w:uiPriority="0" w:unhideWhenUsed="0"/>
-    <w:lsdException w:name="Block Text" w:semiHidden="0" w:uiPriority="0" w:unhideWhenUsed="0"/>
-    <w:lsdException w:name="Hyperlink" w:semiHidden="0" w:uiPriority="0" w:unhideWhenUsed="0"/>
-    <w:lsdException w:name="FollowedHyperlink" w:semiHidden="0" w:uiPriority="0" w:unhideWhenUsed="0"/>
-    <w:lsdException w:name="Strong" w:semiHidden="0" w:uiPriority="0" w:unhideWhenUsed="0" w:qFormat="1"/>
-    <w:lsdException w:name="Emphasis" w:semiHidden="0" w:uiPriority="0" w:unhideWhenUsed="0" w:qFormat="1"/>
-    <w:lsdException w:name="Document Map" w:semiHidden="0" w:uiPriority="0" w:unhideWhenUsed="0"/>
-    <w:lsdException w:name="Plain Text" w:semiHidden="0" w:uiPriority="0" w:unhideWhenUsed="0"/>
-    <w:lsdException w:name="E-mail Signature" w:semiHidden="0" w:uiPriority="0" w:unhideWhenUsed="0"/>
-    <w:lsdException w:name="Normal (Web)" w:semiHidden="0" w:uiPriority="0" w:unhideWhenUsed="0" w:qFormat="1"/>
-    <w:lsdException w:name="HTML Acronym" w:semiHidden="0" w:uiPriority="0" w:unhideWhenUsed="0"/>
-    <w:lsdException w:name="HTML Address" w:semiHidden="0" w:uiPriority="0" w:unhideWhenUsed="0"/>
-    <w:lsdException w:name="HTML Cite" w:semiHidden="0" w:uiPriority="0" w:unhideWhenUsed="0"/>
-    <w:lsdException w:name="HTML Code" w:semiHidden="0" w:uiPriority="0" w:unhideWhenUsed="0"/>
-    <w:lsdException w:name="HTML Definition" w:semiHidden="0" w:uiPriority="0" w:unhideWhenUsed="0"/>
-    <w:lsdException w:name="HTML Keyboard" w:semiHidden="0" w:uiPriority="0" w:unhideWhenUsed="0"/>
-    <w:lsdException w:name="HTML Preformatted" w:semiHidden="0" w:uiPriority="0" w:unhideWhenUsed="0"/>
-    <w:lsdException w:name="HTML Sample" w:semiHidden="0" w:uiPriority="0" w:unhideWhenUsed="0"/>
-    <w:lsdException w:name="HTML Typewriter" w:semiHidden="0" w:uiPriority="0" w:unhideWhenUsed="0"/>
-    <w:lsdException w:name="HTML Variable" w:semiHidden="0" w:uiPriority="0" w:unhideWhenUsed="0"/>
-    <w:lsdException w:name="Normal Table" w:uiPriority="0" w:unhideWhenUsed="0" w:qFormat="1"/>
-    <w:lsdException w:name="annotation subject" w:semiHidden="0" w:uiPriority="0" w:unhideWhenUsed="0"/>
-    <w:lsdException w:name="Table Simple 1" w:semiHidden="0" w:uiPriority="0" w:unhideWhenUsed="0"/>
-    <w:lsdException w:name="Table Simple 2" w:semiHidden="0" w:uiPriority="0" w:unhideWhenUsed="0"/>
-    <w:lsdException w:name="Table Simple 3" w:semiHidden="0" w:uiPriority="0" w:unhideWhenUsed="0"/>
-    <w:lsdException w:name="Table Classic 1" w:semiHidden="0" w:uiPriority="0" w:unhideWhenUsed="0"/>
-    <w:lsdException w:name="Table Classic 2" w:semiHidden="0" w:uiPriority="0" w:unhideWhenUsed="0"/>
-    <w:lsdException w:name="Table Classic 3" w:semiHidden="0" w:uiPriority="0" w:unhideWhenUsed="0"/>
-    <w:lsdException w:name="Table Classic 4" w:semiHidden="0" w:uiPriority="0" w:unhideWhenUsed="0"/>
-    <w:lsdException w:name="Table Colorful 1" w:semiHidden="0" w:uiPriority="0" w:unhideWhenUsed="0"/>
-    <w:lsdException w:name="Table Colorful 2" w:semiHidden="0" w:uiPriority="0" w:unhideWhenUsed="0"/>
-    <w:lsdException w:name="Table Colorful 3" w:semiHidden="0" w:uiPriority="0" w:unhideWhenUsed="0"/>
-    <w:lsdException w:name="Table Columns 1" w:semiHidden="0" w:uiPriority="0" w:unhideWhenUsed="0"/>
-    <w:lsdException w:name="Table Columns 2" w:semiHidden="0" w:uiPriority="0" w:unhideWhenUsed="0"/>
-    <w:lsdException w:name="Table Columns 3" w:semiHidden="0" w:uiPriority="0" w:unhideWhenUsed="0"/>
-    <w:lsdException w:name="Table Columns 4" w:semiHidden="0" w:uiPriority="0" w:unhideWhenUsed="0"/>
-    <w:lsdException w:name="Table Columns 5" w:semiHidden="0" w:uiPriority="0" w:unhideWhenUsed="0"/>
-    <w:lsdException w:name="Table Grid 1" w:semiHidden="0" w:uiPriority="0" w:unhideWhenUsed="0"/>
-    <w:lsdException w:name="Table Grid 2" w:semiHidden="0" w:uiPriority="0" w:unhideWhenUsed="0"/>
-    <w:lsdException w:name="Table Grid 3" w:semiHidden="0" w:uiPriority="0" w:unhideWhenUsed="0"/>
-    <w:lsdException w:name="Table Grid 4" w:semiHidden="0" w:uiPriority="0" w:unhideWhenUsed="0"/>
-    <w:lsdException w:name="Table Grid 5" w:semiHidden="0" w:uiPriority="0" w:unhideWhenUsed="0"/>
-    <w:lsdException w:name="Table Grid 6" w:semiHidden="0" w:uiPriority="0" w:unhideWhenUsed="0"/>
-    <w:lsdException w:name="Table Grid 7" w:semiHidden="0" w:uiPriority="0" w:unhideWhenUsed="0"/>
-    <w:lsdException w:name="Table Grid 8" w:semiHidden="0" w:uiPriority="0" w:unhideWhenUsed="0"/>
-    <w:lsdException w:name="Table List 1" w:semiHidden="0" w:uiPriority="0" w:unhideWhenUsed="0"/>
-    <w:lsdException w:name="Table List 2" w:semiHidden="0" w:uiPriority="0" w:unhideWhenUsed="0"/>
-    <w:lsdException w:name="Table List 3" w:semiHidden="0" w:uiPriority="0" w:unhideWhenUsed="0"/>
-    <w:lsdException w:name="Table List 4" w:semiHidden="0" w:uiPriority="0" w:unhideWhenUsed="0"/>
-    <w:lsdException w:name="Table List 5" w:semiHidden="0" w:uiPriority="0" w:unhideWhenUsed="0"/>
-    <w:lsdException w:name="Table List 6" w:semiHidden="0" w:uiPriority="0" w:unhideWhenUsed="0"/>
-    <w:lsdException w:name="Table List 7" w:semiHidden="0" w:uiPriority="0" w:unhideWhenUsed="0"/>
-    <w:lsdException w:name="Table List 8" w:semiHidden="0" w:uiPriority="0" w:unhideWhenUsed="0"/>
-    <w:lsdException w:name="Table 3D effects 1" w:semiHidden="0" w:uiPriority="0" w:unhideWhenUsed="0"/>
-    <w:lsdException w:name="Table 3D effects 2" w:semiHidden="0" w:uiPriority="0" w:unhideWhenUsed="0"/>
-    <w:lsdException w:name="Table 3D effects 3" w:semiHidden="0" w:uiPriority="0" w:unhideWhenUsed="0"/>
-    <w:lsdException w:name="Table Contemporary" w:semiHidden="0" w:uiPriority="0" w:unhideWhenUsed="0"/>
-    <w:lsdException w:name="Table Elegant" w:semiHidden="0" w:uiPriority="0" w:unhideWhenUsed="0"/>
-    <w:lsdException w:name="Table Professional" w:semiHidden="0" w:uiPriority="0" w:unhideWhenUsed="0"/>
-    <w:lsdException w:name="Table Subtle 1" w:semiHidden="0" w:uiPriority="0" w:unhideWhenUsed="0"/>
-    <w:lsdException w:name="Table Subtle 2" w:semiHidden="0" w:uiPriority="0" w:unhideWhenUsed="0"/>
-    <w:lsdException w:name="Table Web 1" w:semiHidden="0" w:uiPriority="0" w:unhideWhenUsed="0"/>
-    <w:lsdException w:name="Table Web 2" w:semiHidden="0" w:uiPriority="0" w:unhideWhenUsed="0"/>
-    <w:lsdException w:name="Table Web 3" w:semiHidden="0" w:uiPriority="0" w:unhideWhenUsed="0"/>
-    <w:lsdException w:name="Balloon Text" w:semiHidden="0" w:uiPriority="0" w:unhideWhenUsed="0"/>
-    <w:lsdException w:name="Table Grid" w:semiHidden="0" w:uiPriority="0" w:unhideWhenUsed="0" w:qFormat="1"/>
-    <w:lsdException w:name="Table Theme" w:semiHidden="0" w:uiPriority="0" w:unhideWhenUsed="0"/>
-    <w:lsdException w:name="Light Shading" w:semiHidden="0" w:uiPriority="60" w:unhideWhenUsed="0"/>
-    <w:lsdException w:name="Light List" w:semiHidden="0" w:uiPriority="61" w:unhideWhenUsed="0"/>
-    <w:lsdException w:name="Light Grid" w:semiHidden="0" w:uiPriority="62" w:unhideWhenUsed="0"/>
-    <w:lsdException w:name="Medium Shading 1" w:semiHidden="0" w:uiPriority="63" w:unhideWhenUsed="0"/>
-    <w:lsdException w:name="Medium Shading 2" w:semiHidden="0" w:uiPriority="64" w:unhideWhenUsed="0"/>
-    <w:lsdException w:name="Medium List 1" w:semiHidden="0" w:uiPriority="65" w:unhideWhenUsed="0"/>
-    <w:lsdException w:name="Medium List 2" w:semiHidden="0" w:uiPriority="66" w:unhideWhenUsed="0"/>
-    <w:lsdException w:name="Medium Grid 1" w:semiHidden="0" w:uiPriority="67" w:unhideWhenUsed="0"/>
-    <w:lsdException w:name="Medium Grid 2" w:semiHidden="0" w:uiPriority="68" w:unhideWhenUsed="0"/>
-    <w:lsdException w:name="Medium Grid 3" w:semiHidden="0" w:uiPriority="69" w:unhideWhenUsed="0"/>
-    <w:lsdException w:name="Dark List" w:semiHidden="0" w:uiPriority="70" w:unhideWhenUsed="0"/>
-    <w:lsdException w:name="Colorful Shading" w:semiHidden="0" w:uiPriority="71" w:unhideWhenUsed="0"/>
-    <w:lsdException w:name="Colorful List" w:semiHidden="0" w:uiPriority="72" w:unhideWhenUsed="0"/>
-    <w:lsdException w:name="Colorful Grid" w:semiHidden="0" w:uiPriority="73" w:unhideWhenUsed="0"/>
-    <w:lsdException w:name="Light Shading Accent 1" w:semiHidden="0" w:uiPriority="60" w:unhideWhenUsed="0"/>
-    <w:lsdException w:name="Light List Accent 1" w:semiHidden="0" w:uiPriority="61" w:unhideWhenUsed="0"/>
-    <w:lsdException w:name="Light Grid Accent 1" w:semiHidden="0" w:uiPriority="62" w:unhideWhenUsed="0"/>
-    <w:lsdException w:name="Medium Shading 1 Accent 1" w:semiHidden="0" w:uiPriority="63" w:unhideWhenUsed="0"/>
-    <w:lsdException w:name="Medium Shading 2 Accent 1" w:semiHidden="0" w:uiPriority="64" w:unhideWhenUsed="0"/>
-    <w:lsdException w:name="Medium List 1 Accent 1" w:semiHidden="0" w:uiPriority="65" w:unhideWhenUsed="0"/>
-    <w:lsdException w:name="Medium List 2 Accent 1" w:semiHidden="0" w:uiPriority="66" w:unhideWhenUsed="0"/>
-    <w:lsdException w:name="Medium Grid 1 Accent 1" w:semiHidden="0" w:uiPriority="67" w:unhideWhenUsed="0"/>
-    <w:lsdException w:name="Medium Grid 2 Accent 1" w:semiHidden="0" w:uiPriority="68" w:unhideWhenUsed="0"/>
-    <w:lsdException w:name="Medium Grid 3 Accent 1" w:semiHidden="0" w:uiPriority="69" w:unhideWhenUsed="0"/>
-    <w:lsdException w:name="Dark List Accent 1" w:semiHidden="0" w:uiPriority="70" w:unhideWhenUsed="0"/>
-    <w:lsdException w:name="Colorful Shading Accent 1" w:semiHidden="0" w:uiPriority="71" w:unhideWhenUsed="0"/>
-    <w:lsdException w:name="Colorful List Accent 1" w:semiHidden="0" w:uiPriority="72" w:unhideWhenUsed="0"/>
-    <w:lsdException w:name="Colorful Grid Accent 1" w:semiHidden="0" w:uiPriority="73" w:unhideWhenUsed="0"/>
-    <w:lsdException w:name="Light Shading Accent 2" w:semiHidden="0" w:uiPriority="60" w:unhideWhenUsed="0"/>
-    <w:lsdException w:name="Light List Accent 2" w:semiHidden="0" w:uiPriority="61" w:unhideWhenUsed="0"/>
-    <w:lsdException w:name="Light Grid Accent 2" w:semiHidden="0" w:uiPriority="62" w:unhideWhenUsed="0"/>
-    <w:lsdException w:name="Medium Shading 1 Accent 2" w:semiHidden="0" w:uiPriority="63" w:unhideWhenUsed="0"/>
-    <w:lsdException w:name="Medium Shading 2 Accent 2" w:semiHidden="0" w:uiPriority="64" w:unhideWhenUsed="0"/>
-    <w:lsdException w:name="Medium List 1 Accent 2" w:semiHidden="0" w:uiPriority="65" w:unhideWhenUsed="0"/>
-    <w:lsdException w:name="Medium List 2 Accent 2" w:semiHidden="0" w:uiPriority="66" w:unhideWhenUsed="0"/>
-    <w:lsdException w:name="Medium Grid 1 Accent 2" w:semiHidden="0" w:uiPriority="67" w:unhideWhenUsed="0"/>
-    <w:lsdException w:name="Medium Grid 2 Accent 2" w:semiHidden="0" w:uiPriority="68" w:unhideWhenUsed="0"/>
-    <w:lsdException w:name="Medium Grid 3 Accent 2" w:semiHidden="0" w:uiPriority="69" w:unhideWhenUsed="0"/>
-    <w:lsdException w:name="Dark List Accent 2" w:semiHidden="0" w:uiPriority="70" w:unhideWhenUsed="0"/>
-    <w:lsdException w:name="Colorful Shading Accent 2" w:semiHidden="0" w:uiPriority="71" w:unhideWhenUsed="0"/>
-    <w:lsdException w:name="Colorful List Accent 2" w:semiHidden="0" w:uiPriority="72" w:unhideWhenUsed="0"/>
-    <w:lsdException w:name="Colorful Grid Accent 2" w:semiHidden="0" w:uiPriority="73" w:unhideWhenUsed="0"/>
-    <w:lsdException w:name="Light Shading Accent 3" w:semiHidden="0" w:uiPriority="60" w:unhideWhenUsed="0"/>
-    <w:lsdException w:name="Light List Accent 3" w:semiHidden="0" w:uiPriority="61" w:unhideWhenUsed="0"/>
-    <w:lsdException w:name="Light Grid Accent 3" w:semiHidden="0" w:uiPriority="62" w:unhideWhenUsed="0"/>
-    <w:lsdException w:name="Medium Shading 1 Accent 3" w:semiHidden="0" w:uiPriority="63" w:unhideWhenUsed="0"/>
-    <w:lsdException w:name="Medium Shading 2 Accent 3" w:semiHidden="0" w:uiPriority="64" w:unhideWhenUsed="0"/>
-    <w:lsdException w:name="Medium List 1 Accent 3" w:semiHidden="0" w:uiPriority="65" w:unhideWhenUsed="0"/>
-    <w:lsdException w:name="Medium List 2 Accent 3" w:semiHidden="0" w:uiPriority="66" w:unhideWhenUsed="0"/>
-    <w:lsdException w:name="Medium Grid 1 Accent 3" w:semiHidden="0" w:uiPriority="67" w:unhideWhenUsed="0"/>
-    <w:lsdException w:name="Medium Grid 2 Accent 3" w:semiHidden="0" w:uiPriority="68" w:unhideWhenUsed="0"/>
-    <w:lsdException w:name="Medium Grid 3 Accent 3" w:semiHidden="0" w:uiPriority="69" w:unhideWhenUsed="0"/>
-    <w:lsdException w:name="Dark List Accent 3" w:semiHidden="0" w:uiPriority="70" w:unhideWhenUsed="0"/>
-    <w:lsdException w:name="Colorful Shading Accent 3" w:semiHidden="0" w:uiPriority="71" w:unhideWhenUsed="0"/>
-    <w:lsdException w:name="Colorful List Accent 3" w:semiHidden="0" w:uiPriority="72" w:unhideWhenUsed="0"/>
-    <w:lsdException w:name="Colorful Grid Accent 3" w:semiHidden="0" w:uiPriority="73" w:unhideWhenUsed="0"/>
-    <w:lsdException w:name="Light Shading Accent 4" w:semiHidden="0" w:uiPriority="60" w:unhideWhenUsed="0"/>
-    <w:lsdException w:name="Light List Accent 4" w:semiHidden="0" w:uiPriority="61" w:unhideWhenUsed="0"/>
-    <w:lsdException w:name="Light Grid Accent 4" w:semiHidden="0" w:uiPriority="62" w:unhideWhenUsed="0"/>
-    <w:lsdException w:name="Medium Shading 1 Accent 4" w:semiHidden="0" w:uiPriority="63" w:unhideWhenUsed="0"/>
-    <w:lsdException w:name="Medium Shading 2 Accent 4" w:semiHidden="0" w:uiPriority="64" w:unhideWhenUsed="0"/>
-    <w:lsdException w:name="Medium List 1 Accent 4" w:semiHidden="0" w:uiPriority="65" w:unhideWhenUsed="0"/>
-    <w:lsdException w:name="Medium List 2 Accent 4" w:semiHidden="0" w:uiPriority="66" w:unhideWhenUsed="0"/>
-    <w:lsdException w:name="Medium Grid 1 Accent 4" w:semiHidden="0" w:uiPriority="67" w:unhideWhenUsed="0"/>
-    <w:lsdException w:name="Medium Grid 2 Accent 4" w:semiHidden="0" w:uiPriority="68" w:unhideWhenUsed="0"/>
-    <w:lsdException w:name="Medium Grid 3 Accent 4" w:semiHidden="0" w:uiPriority="69" w:unhideWhenUsed="0"/>
-    <w:lsdException w:name="Dark List Accent 4" w:semiHidden="0" w:uiPriority="70" w:unhideWhenUsed="0"/>
-    <w:lsdException w:name="Colorful Shading Accent 4" w:semiHidden="0" w:uiPriority="71" w:unhideWhenUsed="0"/>
-    <w:lsdException w:name="Colorful List Accent 4" w:semiHidden="0" w:uiPriority="72" w:unhideWhenUsed="0"/>
-    <w:lsdException w:name="Colorful Grid Accent 4" w:semiHidden="0" w:uiPriority="73" w:unhideWhenUsed="0"/>
-    <w:lsdException w:name="Light Shading Accent 5" w:semiHidden="0" w:uiPriority="60" w:unhideWhenUsed="0"/>
-    <w:lsdException w:name="Light List Accent 5" w:semiHidden="0" w:uiPriority="61" w:unhideWhenUsed="0"/>
-    <w:lsdException w:name="Light Grid Accent 5" w:semiHidden="0" w:uiPriority="62" w:unhideWhenUsed="0"/>
-    <w:lsdException w:name="Medium Shading 1 Accent 5" w:semiHidden="0" w:uiPriority="63" w:unhideWhenUsed="0"/>
-    <w:lsdException w:name="Medium Shading 2 Accent 5" w:semiHidden="0" w:uiPriority="64" w:unhideWhenUsed="0"/>
-    <w:lsdException w:name="Medium List 1 Accent 5" w:semiHidden="0" w:uiPriority="65" w:unhideWhenUsed="0"/>
-    <w:lsdException w:name="Medium List 2 Accent 5" w:semiHidden="0" w:uiPriority="66" w:unhideWhenUsed="0"/>
-    <w:lsdException w:name="Medium Grid 1 Accent 5" w:semiHidden="0" w:uiPriority="67" w:unhideWhenUsed="0"/>
-    <w:lsdException w:name="Medium Grid 2 Accent 5" w:semiHidden="0" w:uiPriority="68" w:unhideWhenUsed="0"/>
-    <w:lsdException w:name="Medium Grid 3 Accent 5" w:semiHidden="0" w:uiPriority="69" w:unhideWhenUsed="0"/>
-    <w:lsdException w:name="Dark List Accent 5" w:semiHidden="0" w:uiPriority="70" w:unhideWhenUsed="0"/>
-    <w:lsdException w:name="Colorful Shading Accent 5" w:semiHidden="0" w:uiPriority="71" w:unhideWhenUsed="0"/>
-    <w:lsdException w:name="Colorful List Accent 5" w:semiHidden="0" w:uiPriority="72" w:unhideWhenUsed="0"/>
-    <w:lsdException w:name="Colorful Grid Accent 5" w:semiHidden="0" w:uiPriority="73" w:unhideWhenUsed="0"/>
-    <w:lsdException w:name="Light Shading Accent 6" w:semiHidden="0" w:uiPriority="60" w:unhideWhenUsed="0"/>
-    <w:lsdException w:name="Light List Accent 6" w:semiHidden="0" w:uiPriority="61" w:unhideWhenUsed="0"/>
-    <w:lsdException w:name="Light Grid Accent 6" w:semiHidden="0" w:uiPriority="62" w:unhideWhenUsed="0"/>
-    <w:lsdException w:name="Medium Shading 1 Accent 6" w:semiHidden="0" w:uiPriority="63" w:unhideWhenUsed="0"/>
-    <w:lsdException w:name="Medium Shading 2 Accent 6" w:semiHidden="0" w:uiPriority="64" w:unhideWhenUsed="0"/>
-    <w:lsdException w:name="Medium List 1 Accent 6" w:semiHidden="0" w:uiPriority="65" w:unhideWhenUsed="0"/>
-    <w:lsdException w:name="Medium List 2 Accent 6" w:semiHidden="0" w:uiPriority="66" w:unhideWhenUsed="0"/>
-    <w:lsdException w:name="Medium Grid 1 Accent 6" w:semiHidden="0" w:uiPriority="67" w:unhideWhenUsed="0"/>
-    <w:lsdException w:name="Medium Grid 2 Accent 6" w:semiHidden="0" w:uiPriority="68" w:unhideWhenUsed="0"/>
-    <w:lsdException w:name="Medium Grid 3 Accent 6" w:semiHidden="0" w:uiPriority="69" w:unhideWhenUsed="0"/>
-    <w:lsdException w:name="Dark List Accent 6" w:semiHidden="0" w:uiPriority="70" w:unhideWhenUsed="0"/>
-    <w:lsdException w:name="Colorful Shading Accent 6" w:semiHidden="0" w:uiPriority="71" w:unhideWhenUsed="0"/>
-    <w:lsdException w:name="Colorful List Accent 6" w:semiHidden="0" w:uiPriority="72" w:unhideWhenUsed="0"/>
-    <w:lsdException w:name="Colorful Grid Accent 6" w:semiHidden="0" w:uiPriority="73" w:unhideWhenUsed="0"/>
+  <w:latentStyles w:count="260" w:defQFormat="0" w:defUnhideWhenUsed="1" w:defSemiHidden="1" w:defUIPriority="99" w:defLockedState="0">
+    <w:lsdException w:qFormat="1" w:unhideWhenUsed="0" w:uiPriority="0" w:semiHidden="0" w:name="Normal"/>
+    <w:lsdException w:qFormat="1" w:unhideWhenUsed="0" w:uiPriority="0" w:semiHidden="0" w:name="heading 1"/>
+    <w:lsdException w:qFormat="1" w:uiPriority="0" w:semiHidden="0" w:name="heading 2"/>
+    <w:lsdException w:qFormat="1" w:uiPriority="0" w:name="heading 3"/>
+    <w:lsdException w:qFormat="1" w:uiPriority="0" w:semiHidden="0" w:name="heading 4"/>
+    <w:lsdException w:qFormat="1" w:uiPriority="0" w:name="heading 5"/>
+    <w:lsdException w:qFormat="1" w:uiPriority="0" w:name="heading 6"/>
+    <w:lsdException w:qFormat="1" w:uiPriority="0" w:name="heading 7"/>
+    <w:lsdException w:qFormat="1" w:uiPriority="0" w:name="heading 8"/>
+    <w:lsdException w:qFormat="1" w:uiPriority="0" w:name="heading 9"/>
+    <w:lsdException w:unhideWhenUsed="0" w:uiPriority="0" w:semiHidden="0" w:name="index 1"/>
+    <w:lsdException w:unhideWhenUsed="0" w:uiPriority="0" w:semiHidden="0" w:name="index 2"/>
+    <w:lsdException w:unhideWhenUsed="0" w:uiPriority="0" w:semiHidden="0" w:name="index 3"/>
+    <w:lsdException w:unhideWhenUsed="0" w:uiPriority="0" w:semiHidden="0" w:name="index 4"/>
+    <w:lsdException w:unhideWhenUsed="0" w:uiPriority="0" w:semiHidden="0" w:name="index 5"/>
+    <w:lsdException w:unhideWhenUsed="0" w:uiPriority="0" w:semiHidden="0" w:name="index 6"/>
+    <w:lsdException w:unhideWhenUsed="0" w:uiPriority="0" w:semiHidden="0" w:name="index 7"/>
+    <w:lsdException w:unhideWhenUsed="0" w:uiPriority="0" w:semiHidden="0" w:name="index 8"/>
+    <w:lsdException w:unhideWhenUsed="0" w:uiPriority="0" w:semiHidden="0" w:name="index 9"/>
+    <w:lsdException w:qFormat="1" w:unhideWhenUsed="0" w:uiPriority="0" w:semiHidden="0" w:name="toc 1"/>
+    <w:lsdException w:qFormat="1" w:unhideWhenUsed="0" w:uiPriority="0" w:semiHidden="0" w:name="toc 2"/>
+    <w:lsdException w:qFormat="1" w:unhideWhenUsed="0" w:uiPriority="0" w:semiHidden="0" w:name="toc 3"/>
+    <w:lsdException w:unhideWhenUsed="0" w:uiPriority="0" w:semiHidden="0" w:name="toc 4"/>
+    <w:lsdException w:unhideWhenUsed="0" w:uiPriority="0" w:semiHidden="0" w:name="toc 5"/>
+    <w:lsdException w:unhideWhenUsed="0" w:uiPriority="0" w:semiHidden="0" w:name="toc 6"/>
+    <w:lsdException w:unhideWhenUsed="0" w:uiPriority="0" w:semiHidden="0" w:name="toc 7"/>
+    <w:lsdException w:unhideWhenUsed="0" w:uiPriority="0" w:semiHidden="0" w:name="toc 8"/>
+    <w:lsdException w:unhideWhenUsed="0" w:uiPriority="0" w:semiHidden="0" w:name="toc 9"/>
+    <w:lsdException w:unhideWhenUsed="0" w:uiPriority="0" w:semiHidden="0" w:name="Normal Indent"/>
+    <w:lsdException w:unhideWhenUsed="0" w:uiPriority="0" w:semiHidden="0" w:name="footnote text"/>
+    <w:lsdException w:qFormat="1" w:unhideWhenUsed="0" w:uiPriority="0" w:semiHidden="0" w:name="annotation text"/>
+    <w:lsdException w:qFormat="1" w:unhideWhenUsed="0" w:uiPriority="0" w:semiHidden="0" w:name="header"/>
+    <w:lsdException w:qFormat="1" w:unhideWhenUsed="0" w:uiPriority="0" w:semiHidden="0" w:name="footer"/>
+    <w:lsdException w:unhideWhenUsed="0" w:uiPriority="0" w:semiHidden="0" w:name="index heading"/>
+    <w:lsdException w:qFormat="1" w:uiPriority="0" w:name="caption"/>
+    <w:lsdException w:unhideWhenUsed="0" w:uiPriority="0" w:semiHidden="0" w:name="table of figures"/>
+    <w:lsdException w:unhideWhenUsed="0" w:uiPriority="0" w:semiHidden="0" w:name="envelope address"/>
+    <w:lsdException w:unhideWhenUsed="0" w:uiPriority="0" w:semiHidden="0" w:name="envelope return"/>
+    <w:lsdException w:unhideWhenUsed="0" w:uiPriority="0" w:semiHidden="0" w:name="footnote reference"/>
+    <w:lsdException w:unhideWhenUsed="0" w:uiPriority="0" w:semiHidden="0" w:name="annotation reference"/>
+    <w:lsdException w:unhideWhenUsed="0" w:uiPriority="0" w:semiHidden="0" w:name="line number"/>
+    <w:lsdException w:unhideWhenUsed="0" w:uiPriority="0" w:semiHidden="0" w:name="page number"/>
+    <w:lsdException w:unhideWhenUsed="0" w:uiPriority="0" w:semiHidden="0" w:name="endnote reference"/>
+    <w:lsdException w:unhideWhenUsed="0" w:uiPriority="0" w:semiHidden="0" w:name="endnote text"/>
+    <w:lsdException w:unhideWhenUsed="0" w:uiPriority="0" w:semiHidden="0" w:name="table of authorities"/>
+    <w:lsdException w:unhideWhenUsed="0" w:uiPriority="0" w:semiHidden="0" w:name="macro"/>
+    <w:lsdException w:unhideWhenUsed="0" w:uiPriority="0" w:semiHidden="0" w:name="toa heading"/>
+    <w:lsdException w:unhideWhenUsed="0" w:uiPriority="0" w:semiHidden="0" w:name="List"/>
+    <w:lsdException w:unhideWhenUsed="0" w:uiPriority="0" w:semiHidden="0" w:name="List Bullet"/>
+    <w:lsdException w:unhideWhenUsed="0" w:uiPriority="0" w:semiHidden="0" w:name="List Number"/>
+    <w:lsdException w:unhideWhenUsed="0" w:uiPriority="0" w:semiHidden="0" w:name="List 2"/>
+    <w:lsdException w:unhideWhenUsed="0" w:uiPriority="0" w:semiHidden="0" w:name="List 3"/>
+    <w:lsdException w:unhideWhenUsed="0" w:uiPriority="0" w:semiHidden="0" w:name="List 4"/>
+    <w:lsdException w:unhideWhenUsed="0" w:uiPriority="0" w:semiHidden="0" w:name="List 5"/>
+    <w:lsdException w:unhideWhenUsed="0" w:uiPriority="0" w:semiHidden="0" w:name="List Bullet 2"/>
+    <w:lsdException w:unhideWhenUsed="0" w:uiPriority="0" w:semiHidden="0" w:name="List Bullet 3"/>
+    <w:lsdException w:unhideWhenUsed="0" w:uiPriority="0" w:semiHidden="0" w:name="List Bullet 4"/>
+    <w:lsdException w:unhideWhenUsed="0" w:uiPriority="0" w:semiHidden="0" w:name="List Bullet 5"/>
+    <w:lsdException w:unhideWhenUsed="0" w:uiPriority="0" w:semiHidden="0" w:name="List Number 2"/>
+    <w:lsdException w:unhideWhenUsed="0" w:uiPriority="0" w:semiHidden="0" w:name="List Number 3"/>
+    <w:lsdException w:unhideWhenUsed="0" w:uiPriority="0" w:semiHidden="0" w:name="List Number 4"/>
+    <w:lsdException w:unhideWhenUsed="0" w:uiPriority="0" w:semiHidden="0" w:name="List Number 5"/>
+    <w:lsdException w:qFormat="1" w:unhideWhenUsed="0" w:uiPriority="0" w:semiHidden="0" w:name="Title"/>
+    <w:lsdException w:unhideWhenUsed="0" w:uiPriority="0" w:semiHidden="0" w:name="Closing"/>
+    <w:lsdException w:unhideWhenUsed="0" w:uiPriority="0" w:semiHidden="0" w:name="Signature"/>
+    <w:lsdException w:qFormat="1" w:unhideWhenUsed="0" w:uiPriority="0" w:name="Default Paragraph Font"/>
+    <w:lsdException w:qFormat="1" w:unhideWhenUsed="0" w:uiPriority="0" w:name="Body Text"/>
+    <w:lsdException w:unhideWhenUsed="0" w:uiPriority="0" w:semiHidden="0" w:name="Body Text Indent"/>
+    <w:lsdException w:unhideWhenUsed="0" w:uiPriority="0" w:semiHidden="0" w:name="List Continue"/>
+    <w:lsdException w:unhideWhenUsed="0" w:uiPriority="0" w:semiHidden="0" w:name="List Continue 2"/>
+    <w:lsdException w:unhideWhenUsed="0" w:uiPriority="0" w:semiHidden="0" w:name="List Continue 3"/>
+    <w:lsdException w:unhideWhenUsed="0" w:uiPriority="0" w:semiHidden="0" w:name="List Continue 4"/>
+    <w:lsdException w:unhideWhenUsed="0" w:uiPriority="0" w:semiHidden="0" w:name="List Continue 5"/>
+    <w:lsdException w:unhideWhenUsed="0" w:uiPriority="0" w:semiHidden="0" w:name="Message Header"/>
+    <w:lsdException w:qFormat="1" w:unhideWhenUsed="0" w:uiPriority="0" w:semiHidden="0" w:name="Subtitle"/>
+    <w:lsdException w:unhideWhenUsed="0" w:uiPriority="0" w:semiHidden="0" w:name="Salutation"/>
+    <w:lsdException w:unhideWhenUsed="0" w:uiPriority="0" w:semiHidden="0" w:name="Date"/>
+    <w:lsdException w:unhideWhenUsed="0" w:uiPriority="0" w:semiHidden="0" w:name="Body Text First Indent"/>
+    <w:lsdException w:unhideWhenUsed="0" w:uiPriority="0" w:semiHidden="0" w:name="Body Text First Indent 2"/>
+    <w:lsdException w:uiPriority="99" w:name="Note Heading"/>
+    <w:lsdException w:unhideWhenUsed="0" w:uiPriority="0" w:semiHidden="0" w:name="Body Text 2"/>
+    <w:lsdException w:unhideWhenUsed="0" w:uiPriority="0" w:semiHidden="0" w:name="Body Text 3"/>
+    <w:lsdException w:unhideWhenUsed="0" w:uiPriority="0" w:semiHidden="0" w:name="Body Text Indent 2"/>
+    <w:lsdException w:unhideWhenUsed="0" w:uiPriority="0" w:semiHidden="0" w:name="Body Text Indent 3"/>
+    <w:lsdException w:unhideWhenUsed="0" w:uiPriority="0" w:semiHidden="0" w:name="Block Text"/>
+    <w:lsdException w:unhideWhenUsed="0" w:uiPriority="0" w:semiHidden="0" w:name="Hyperlink"/>
+    <w:lsdException w:unhideWhenUsed="0" w:uiPriority="0" w:semiHidden="0" w:name="FollowedHyperlink"/>
+    <w:lsdException w:qFormat="1" w:unhideWhenUsed="0" w:uiPriority="0" w:semiHidden="0" w:name="Strong"/>
+    <w:lsdException w:qFormat="1" w:unhideWhenUsed="0" w:uiPriority="0" w:semiHidden="0" w:name="Emphasis"/>
+    <w:lsdException w:unhideWhenUsed="0" w:uiPriority="0" w:semiHidden="0" w:name="Document Map"/>
+    <w:lsdException w:unhideWhenUsed="0" w:uiPriority="0" w:semiHidden="0" w:name="Plain Text"/>
+    <w:lsdException w:unhideWhenUsed="0" w:uiPriority="0" w:semiHidden="0" w:name="E-mail Signature"/>
+    <w:lsdException w:qFormat="1" w:unhideWhenUsed="0" w:uiPriority="0" w:semiHidden="0" w:name="Normal (Web)"/>
+    <w:lsdException w:unhideWhenUsed="0" w:uiPriority="0" w:semiHidden="0" w:name="HTML Acronym"/>
+    <w:lsdException w:unhideWhenUsed="0" w:uiPriority="0" w:semiHidden="0" w:name="HTML Address"/>
+    <w:lsdException w:unhideWhenUsed="0" w:uiPriority="0" w:semiHidden="0" w:name="HTML Cite"/>
+    <w:lsdException w:unhideWhenUsed="0" w:uiPriority="0" w:semiHidden="0" w:name="HTML Code"/>
+    <w:lsdException w:unhideWhenUsed="0" w:uiPriority="0" w:semiHidden="0" w:name="HTML Definition"/>
+    <w:lsdException w:unhideWhenUsed="0" w:uiPriority="0" w:semiHidden="0" w:name="HTML Keyboard"/>
+    <w:lsdException w:unhideWhenUsed="0" w:uiPriority="0" w:semiHidden="0" w:name="HTML Preformatted"/>
+    <w:lsdException w:unhideWhenUsed="0" w:uiPriority="0" w:semiHidden="0" w:name="HTML Sample"/>
+    <w:lsdException w:unhideWhenUsed="0" w:uiPriority="0" w:semiHidden="0" w:name="HTML Typewriter"/>
+    <w:lsdException w:unhideWhenUsed="0" w:uiPriority="0" w:semiHidden="0" w:name="HTML Variable"/>
+    <w:lsdException w:qFormat="1" w:unhideWhenUsed="0" w:uiPriority="0" w:name="Normal Table"/>
+    <w:lsdException w:unhideWhenUsed="0" w:uiPriority="0" w:semiHidden="0" w:name="annotation subject"/>
+    <w:lsdException w:unhideWhenUsed="0" w:uiPriority="0" w:semiHidden="0" w:name="Table Simple 1"/>
+    <w:lsdException w:unhideWhenUsed="0" w:uiPriority="0" w:semiHidden="0" w:name="Table Simple 2"/>
+    <w:lsdException w:unhideWhenUsed="0" w:uiPriority="0" w:semiHidden="0" w:name="Table Simple 3"/>
+    <w:lsdException w:unhideWhenUsed="0" w:uiPriority="0" w:semiHidden="0" w:name="Table Classic 1"/>
+    <w:lsdException w:unhideWhenUsed="0" w:uiPriority="0" w:semiHidden="0" w:name="Table Classic 2"/>
+    <w:lsdException w:unhideWhenUsed="0" w:uiPriority="0" w:semiHidden="0" w:name="Table Classic 3"/>
+    <w:lsdException w:unhideWhenUsed="0" w:uiPriority="0" w:semiHidden="0" w:name="Table Classic 4"/>
+    <w:lsdException w:unhideWhenUsed="0" w:uiPriority="0" w:semiHidden="0" w:name="Table Colorful 1"/>
+    <w:lsdException w:unhideWhenUsed="0" w:uiPriority="0" w:semiHidden="0" w:name="Table Colorful 2"/>
+    <w:lsdException w:unhideWhenUsed="0" w:uiPriority="0" w:semiHidden="0" w:name="Table Colorful 3"/>
+    <w:lsdException w:unhideWhenUsed="0" w:uiPriority="0" w:semiHidden="0" w:name="Table Columns 1"/>
+    <w:lsdException w:unhideWhenUsed="0" w:uiPriority="0" w:semiHidden="0" w:name="Table Columns 2"/>
+    <w:lsdException w:unhideWhenUsed="0" w:uiPriority="0" w:semiHidden="0" w:name="Table Columns 3"/>
+    <w:lsdException w:unhideWhenUsed="0" w:uiPriority="0" w:semiHidden="0" w:name="Table Columns 4"/>
+    <w:lsdException w:unhideWhenUsed="0" w:uiPriority="0" w:semiHidden="0" w:name="Table Columns 5"/>
+    <w:lsdException w:unhideWhenUsed="0" w:uiPriority="0" w:semiHidden="0" w:name="Table Grid 1"/>
+    <w:lsdException w:unhideWhenUsed="0" w:uiPriority="0" w:semiHidden="0" w:name="Table Grid 2"/>
+    <w:lsdException w:unhideWhenUsed="0" w:uiPriority="0" w:semiHidden="0" w:name="Table Grid 3"/>
+    <w:lsdException w:unhideWhenUsed="0" w:uiPriority="0" w:semiHidden="0" w:name="Table Grid 4"/>
+    <w:lsdException w:unhideWhenUsed="0" w:uiPriority="0" w:semiHidden="0" w:name="Table Grid 5"/>
+    <w:lsdException w:unhideWhenUsed="0" w:uiPriority="0" w:semiHidden="0" w:name="Table Grid 6"/>
+    <w:lsdException w:unhideWhenUsed="0" w:uiPriority="0" w:semiHidden="0" w:name="Table Grid 7"/>
+    <w:lsdException w:unhideWhenUsed="0" w:uiPriority="0" w:semiHidden="0" w:name="Table Grid 8"/>
+    <w:lsdException w:unhideWhenUsed="0" w:uiPriority="0" w:semiHidden="0" w:name="Table List 1"/>
+    <w:lsdException w:unhideWhenUsed="0" w:uiPriority="0" w:semiHidden="0" w:name="Table List 2"/>
+    <w:lsdException w:unhideWhenUsed="0" w:uiPriority="0" w:semiHidden="0" w:name="Table List 3"/>
+    <w:lsdException w:unhideWhenUsed="0" w:uiPriority="0" w:semiHidden="0" w:name="Table List 4"/>
+    <w:lsdException w:unhideWhenUsed="0" w:uiPriority="0" w:semiHidden="0" w:name="Table List 5"/>
+    <w:lsdException w:unhideWhenUsed="0" w:uiPriority="0" w:semiHidden="0" w:name="Table List 6"/>
+    <w:lsdException w:unhideWhenUsed="0" w:uiPriority="0" w:semiHidden="0" w:name="Table List 7"/>
+    <w:lsdException w:unhideWhenUsed="0" w:uiPriority="0" w:semiHidden="0" w:name="Table List 8"/>
+    <w:lsdException w:unhideWhenUsed="0" w:uiPriority="0" w:semiHidden="0" w:name="Table 3D effects 1"/>
+    <w:lsdException w:unhideWhenUsed="0" w:uiPriority="0" w:semiHidden="0" w:name="Table 3D effects 2"/>
+    <w:lsdException w:unhideWhenUsed="0" w:uiPriority="0" w:semiHidden="0" w:name="Table 3D effects 3"/>
+    <w:lsdException w:unhideWhenUsed="0" w:uiPriority="0" w:semiHidden="0" w:name="Table Contemporary"/>
+    <w:lsdException w:unhideWhenUsed="0" w:uiPriority="0" w:semiHidden="0" w:name="Table Elegant"/>
+    <w:lsdException w:unhideWhenUsed="0" w:uiPriority="0" w:semiHidden="0" w:name="Table Professional"/>
+    <w:lsdException w:unhideWhenUsed="0" w:uiPriority="0" w:semiHidden="0" w:name="Table Subtle 1"/>
+    <w:lsdException w:unhideWhenUsed="0" w:uiPriority="0" w:semiHidden="0" w:name="Table Subtle 2"/>
+    <w:lsdException w:unhideWhenUsed="0" w:uiPriority="0" w:semiHidden="0" w:name="Table Web 1"/>
+    <w:lsdException w:unhideWhenUsed="0" w:uiPriority="0" w:semiHidden="0" w:name="Table Web 2"/>
+    <w:lsdException w:unhideWhenUsed="0" w:uiPriority="0" w:semiHidden="0" w:name="Table Web 3"/>
+    <w:lsdException w:unhideWhenUsed="0" w:uiPriority="0" w:semiHidden="0" w:name="Balloon Text"/>
+    <w:lsdException w:qFormat="1" w:unhideWhenUsed="0" w:uiPriority="0" w:semiHidden="0" w:name="Table Grid"/>
+    <w:lsdException w:unhideWhenUsed="0" w:uiPriority="0" w:semiHidden="0" w:name="Table Theme"/>
+    <w:lsdException w:unhideWhenUsed="0" w:uiPriority="60" w:semiHidden="0" w:name="Light Shading"/>
+    <w:lsdException w:unhideWhenUsed="0" w:uiPriority="61" w:semiHidden="0" w:name="Light List"/>
+    <w:lsdException w:unhideWhenUsed="0" w:uiPriority="62" w:semiHidden="0" w:name="Light Grid"/>
+    <w:lsdException w:unhideWhenUsed="0" w:uiPriority="63" w:semiHidden="0" w:name="Medium Shading 1"/>
+    <w:lsdException w:unhideWhenUsed="0" w:uiPriority="64" w:semiHidden="0" w:name="Medium Shading 2"/>
+    <w:lsdException w:unhideWhenUsed="0" w:uiPriority="65" w:semiHidden="0" w:name="Medium List 1"/>
+    <w:lsdException w:unhideWhenUsed="0" w:uiPriority="66" w:semiHidden="0" w:name="Medium List 2"/>
+    <w:lsdException w:unhideWhenUsed="0" w:uiPriority="67" w:semiHidden="0" w:name="Medium Grid 1"/>
+    <w:lsdException w:unhideWhenUsed="0" w:uiPriority="68" w:semiHidden="0" w:name="Medium Grid 2"/>
+    <w:lsdException w:unhideWhenUsed="0" w:uiPriority="69" w:semiHidden="0" w:name="Medium Grid 3"/>
+    <w:lsdException w:unhideWhenUsed="0" w:uiPriority="70" w:semiHidden="0" w:name="Dark List"/>
+    <w:lsdException w:unhideWhenUsed="0" w:uiPriority="71" w:semiHidden="0" w:name="Colorful Shading"/>
+    <w:lsdException w:unhideWhenUsed="0" w:uiPriority="72" w:semiHidden="0" w:name="Colorful List"/>
+    <w:lsdException w:unhideWhenUsed="0" w:uiPriority="73" w:semiHidden="0" w:name="Colorful Grid"/>
+    <w:lsdException w:unhideWhenUsed="0" w:uiPriority="60" w:semiHidden="0" w:name="Light Shading Accent 1"/>
+    <w:lsdException w:unhideWhenUsed="0" w:uiPriority="61" w:semiHidden="0" w:name="Light List Accent 1"/>
+    <w:lsdException w:unhideWhenUsed="0" w:uiPriority="62" w:semiHidden="0" w:name="Light Grid Accent 1"/>
+    <w:lsdException w:unhideWhenUsed="0" w:uiPriority="63" w:semiHidden="0" w:name="Medium Shading 1 Accent 1"/>
+    <w:lsdException w:unhideWhenUsed="0" w:uiPriority="64" w:semiHidden="0" w:name="Medium Shading 2 Accent 1"/>
+    <w:lsdException w:unhideWhenUsed="0" w:uiPriority="65" w:semiHidden="0" w:name="Medium List 1 Accent 1"/>
+    <w:lsdException w:unhideWhenUsed="0" w:uiPriority="66" w:semiHidden="0" w:name="Medium List 2 Accent 1"/>
+    <w:lsdException w:unhideWhenUsed="0" w:uiPriority="67" w:semiHidden="0" w:name="Medium Grid 1 Accent 1"/>
+    <w:lsdException w:unhideWhenUsed="0" w:uiPriority="68" w:semiHidden="0" w:name="Medium Grid 2 Accent 1"/>
+    <w:lsdException w:unhideWhenUsed="0" w:uiPriority="69" w:semiHidden="0" w:name="Medium Grid 3 Accent 1"/>
+    <w:lsdException w:unhideWhenUsed="0" w:uiPriority="70" w:semiHidden="0" w:name="Dark List Accent 1"/>
+    <w:lsdException w:unhideWhenUsed="0" w:uiPriority="71" w:semiHidden="0" w:name="Colorful Shading Accent 1"/>
+    <w:lsdException w:unhideWhenUsed="0" w:uiPriority="72" w:semiHidden="0" w:name="Colorful List Accent 1"/>
+    <w:lsdException w:unhideWhenUsed="0" w:uiPriority="73" w:semiHidden="0" w:name="Colorful Grid Accent 1"/>
+    <w:lsdException w:unhideWhenUsed="0" w:uiPriority="60" w:semiHidden="0" w:name="Light Shading Accent 2"/>
+    <w:lsdException w:unhideWhenUsed="0" w:uiPriority="61" w:semiHidden="0" w:name="Light List Accent 2"/>
+    <w:lsdException w:unhideWhenUsed="0" w:uiPriority="62" w:semiHidden="0" w:name="Light Grid Accent 2"/>
+    <w:lsdException w:unhideWhenUsed="0" w:uiPriority="63" w:semiHidden="0" w:name="Medium Shading 1 Accent 2"/>
+    <w:lsdException w:unhideWhenUsed="0" w:uiPriority="64" w:semiHidden="0" w:name="Medium Shading 2 Accent 2"/>
+    <w:lsdException w:unhideWhenUsed="0" w:uiPriority="65" w:semiHidden="0" w:name="Medium List 1 Accent 2"/>
+    <w:lsdException w:unhideWhenUsed="0" w:uiPriority="66" w:semiHidden="0" w:name="Medium List 2 Accent 2"/>
+    <w:lsdException w:unhideWhenUsed="0" w:uiPriority="67" w:semiHidden="0" w:name="Medium Grid 1 Accent 2"/>
+    <w:lsdException w:unhideWhenUsed="0" w:uiPriority="68" w:semiHidden="0" w:name="Medium Grid 2 Accent 2"/>
+    <w:lsdException w:unhideWhenUsed="0" w:uiPriority="69" w:semiHidden="0" w:name="Medium Grid 3 Accent 2"/>
+    <w:lsdException w:unhideWhenUsed="0" w:uiPriority="70" w:semiHidden="0" w:name="Dark List Accent 2"/>
+    <w:lsdException w:unhideWhenUsed="0" w:uiPriority="71" w:semiHidden="0" w:name="Colorful Shading Accent 2"/>
+    <w:lsdException w:unhideWhenUsed="0" w:uiPriority="72" w:semiHidden="0" w:name="Colorful List Accent 2"/>
+    <w:lsdException w:unhideWhenUsed="0" w:uiPriority="73" w:semiHidden="0" w:name="Colorful Grid Accent 2"/>
+    <w:lsdException w:unhideWhenUsed="0" w:uiPriority="60" w:semiHidden="0" w:name="Light Shading Accent 3"/>
+    <w:lsdException w:unhideWhenUsed="0" w:uiPriority="61" w:semiHidden="0" w:name="Light List Accent 3"/>
+    <w:lsdException w:unhideWhenUsed="0" w:uiPriority="62" w:semiHidden="0" w:name="Light Grid Accent 3"/>
+    <w:lsdException w:unhideWhenUsed="0" w:uiPriority="63" w:semiHidden="0" w:name="Medium Shading 1 Accent 3"/>
+    <w:lsdException w:unhideWhenUsed="0" w:uiPriority="64" w:semiHidden="0" w:name="Medium Shading 2 Accent 3"/>
+    <w:lsdException w:unhideWhenUsed="0" w:uiPriority="65" w:semiHidden="0" w:name="Medium List 1 Accent 3"/>
+    <w:lsdException w:unhideWhenUsed="0" w:uiPriority="66" w:semiHidden="0" w:name="Medium List 2 Accent 3"/>
+    <w:lsdException w:unhideWhenUsed="0" w:uiPriority="67" w:semiHidden="0" w:name="Medium Grid 1 Accent 3"/>
+    <w:lsdException w:unhideWhenUsed="0" w:uiPriority="68" w:semiHidden="0" w:name="Medium Grid 2 Accent 3"/>
+    <w:lsdException w:unhideWhenUsed="0" w:uiPriority="69" w:semiHidden="0" w:name="Medium Grid 3 Accent 3"/>
+    <w:lsdException w:unhideWhenUsed="0" w:uiPriority="70" w:semiHidden="0" w:name="Dark List Accent 3"/>
+    <w:lsdException w:unhideWhenUsed="0" w:uiPriority="71" w:semiHidden="0" w:name="Colorful Shading Accent 3"/>
+    <w:lsdException w:unhideWhenUsed="0" w:uiPriority="72" w:semiHidden="0" w:name="Colorful List Accent 3"/>
+    <w:lsdException w:unhideWhenUsed="0" w:uiPriority="73" w:semiHidden="0" w:name="Colorful Grid Accent 3"/>
+    <w:lsdException w:unhideWhenUsed="0" w:uiPriority="60" w:semiHidden="0" w:name="Light Shading Accent 4"/>
+    <w:lsdException w:unhideWhenUsed="0" w:uiPriority="61" w:semiHidden="0" w:name="Light List Accent 4"/>
+    <w:lsdException w:unhideWhenUsed="0" w:uiPriority="62" w:semiHidden="0" w:name="Light Grid Accent 4"/>
+    <w:lsdException w:unhideWhenUsed="0" w:uiPriority="63" w:semiHidden="0" w:name="Medium Shading 1 Accent 4"/>
+    <w:lsdException w:unhideWhenUsed="0" w:uiPriority="64" w:semiHidden="0" w:name="Medium Shading 2 Accent 4"/>
+    <w:lsdException w:unhideWhenUsed="0" w:uiPriority="65" w:semiHidden="0" w:name="Medium List 1 Accent 4"/>
+    <w:lsdException w:unhideWhenUsed="0" w:uiPriority="66" w:semiHidden="0" w:name="Medium List 2 Accent 4"/>
+    <w:lsdException w:unhideWhenUsed="0" w:uiPriority="67" w:semiHidden="0" w:name="Medium Grid 1 Accent 4"/>
+    <w:lsdException w:unhideWhenUsed="0" w:uiPriority="68" w:semiHidden="0" w:name="Medium Grid 2 Accent 4"/>
+    <w:lsdException w:unhideWhenUsed="0" w:uiPriority="69" w:semiHidden="0" w:name="Medium Grid 3 Accent 4"/>
+    <w:lsdException w:unhideWhenUsed="0" w:uiPriority="70" w:semiHidden="0" w:name="Dark List Accent 4"/>
+    <w:lsdException w:unhideWhenUsed="0" w:uiPriority="71" w:semiHidden="0" w:name="Colorful Shading Accent 4"/>
+    <w:lsdException w:unhideWhenUsed="0" w:uiPriority="72" w:semiHidden="0" w:name="Colorful List Accent 4"/>
+    <w:lsdException w:unhideWhenUsed="0" w:uiPriority="73" w:semiHidden="0" w:name="Colorful Grid Accent 4"/>
+    <w:lsdException w:unhideWhenUsed="0" w:uiPriority="60" w:semiHidden="0" w:name="Light Shading Accent 5"/>
+    <w:lsdException w:unhideWhenUsed="0" w:uiPriority="61" w:semiHidden="0" w:name="Light List Accent 5"/>
+    <w:lsdException w:unhideWhenUsed="0" w:uiPriority="62" w:semiHidden="0" w:name="Light Grid Accent 5"/>
+    <w:lsdException w:unhideWhenUsed="0" w:uiPriority="63" w:semiHidden="0" w:name="Medium Shading 1 Accent 5"/>
+    <w:lsdException w:unhideWhenUsed="0" w:uiPriority="64" w:semiHidden="0" w:name="Medium Shading 2 Accent 5"/>
+    <w:lsdException w:unhideWhenUsed="0" w:uiPriority="65" w:semiHidden="0" w:name="Medium List 1 Accent 5"/>
+    <w:lsdException w:unhideWhenUsed="0" w:uiPriority="66" w:semiHidden="0" w:name="Medium List 2 Accent 5"/>
+    <w:lsdException w:unhideWhenUsed="0" w:uiPriority="67" w:semiHidden="0" w:name="Medium Grid 1 Accent 5"/>
+    <w:lsdException w:unhideWhenUsed="0" w:uiPriority="68" w:semiHidden="0" w:name="Medium Grid 2 Accent 5"/>
+    <w:lsdException w:unhideWhenUsed="0" w:uiPriority="69" w:semiHidden="0" w:name="Medium Grid 3 Accent 5"/>
+    <w:lsdException w:unhideWhenUsed="0" w:uiPriority="70" w:semiHidden="0" w:name="Dark List Accent 5"/>
+    <w:lsdException w:unhideWhenUsed="0" w:uiPriority="71" w:semiHidden="0" w:name="Colorful Shading Accent 5"/>
+    <w:lsdException w:unhideWhenUsed="0" w:uiPriority="72" w:semiHidden="0" w:name="Colorful List Accent 5"/>
+    <w:lsdException w:unhideWhenUsed="0" w:uiPriority="73" w:semiHidden="0" w:name="Colorful Grid Accent 5"/>
+    <w:lsdException w:unhideWhenUsed="0" w:uiPriority="60" w:semiHidden="0" w:name="Light Shading Accent 6"/>
+    <w:lsdException w:unhideWhenUsed="0" w:uiPriority="61" w:semiHidden="0" w:name="Light List Accent 6"/>
+    <w:lsdException w:unhideWhenUsed="0" w:uiPriority="62" w:semiHidden="0" w:name="Light Grid Accent 6"/>
+    <w:lsdException w:unhideWhenUsed="0" w:uiPriority="63" w:semiHidden="0" w:name="Medium Shading 1 Accent 6"/>
+    <w:lsdException w:unhideWhenUsed="0" w:uiPriority="64" w:semiHidden="0" w:name="Medium Shading 2 Accent 6"/>
+    <w:lsdException w:unhideWhenUsed="0" w:uiPriority="65" w:semiHidden="0" w:name="Medium List 1 Accent 6"/>
+    <w:lsdException w:unhideWhenUsed="0" w:uiPriority="66" w:semiHidden="0" w:name="Medium List 2 Accent 6"/>
+    <w:lsdException w:unhideWhenUsed="0" w:uiPriority="67" w:semiHidden="0" w:name="Medium Grid 1 Accent 6"/>
+    <w:lsdException w:unhideWhenUsed="0" w:uiPriority="68" w:semiHidden="0" w:name="Medium Grid 2 Accent 6"/>
+    <w:lsdException w:unhideWhenUsed="0" w:uiPriority="69" w:semiHidden="0" w:name="Medium Grid 3 Accent 6"/>
+    <w:lsdException w:unhideWhenUsed="0" w:uiPriority="70" w:semiHidden="0" w:name="Dark List Accent 6"/>
+    <w:lsdException w:unhideWhenUsed="0" w:uiPriority="71" w:semiHidden="0" w:name="Colorful Shading Accent 6"/>
+    <w:lsdException w:unhideWhenUsed="0" w:uiPriority="72" w:semiHidden="0" w:name="Colorful List Accent 6"/>
+    <w:lsdException w:unhideWhenUsed="0" w:uiPriority="73" w:semiHidden="0" w:name="Colorful Grid Accent 6"/>
   </w:latentStyles>
-  <w:style w:type="paragraph" w:default="1" w:styleId="Normal">
+  <w:style w:type="paragraph" w:default="1" w:styleId="1">
     <w:name w:val="Normal"/>
     <w:qFormat/>
+    <w:uiPriority w:val="0"/>
     <w:pPr>
       <w:kinsoku w:val="0"/>
       <w:autoSpaceDE w:val="0"/>
@@ -1938,7 +2042,7 @@
       <w:textAlignment w:val="baseline"/>
     </w:pPr>
     <w:rPr>
-      <w:rFonts w:ascii="Arial" w:eastAsia="宋体" w:hAnsi="Arial" w:cs="Arial"/>
+      <w:rFonts w:ascii="Arial" w:hAnsi="Arial" w:eastAsia="宋体" w:cs="Arial"/>
       <w:snapToGrid w:val="0"/>
       <w:color w:val="000000"/>
       <w:kern w:val="0"/>
@@ -1947,11 +2051,12 @@
       <w:lang w:val="en-US" w:eastAsia="en-US" w:bidi="ar-SA"/>
     </w:rPr>
   </w:style>
-  <w:style w:type="paragraph" w:styleId="Heading1">
+  <w:style w:type="paragraph" w:styleId="2">
     <w:name w:val="heading 1"/>
-    <w:basedOn w:val="Normal"/>
-    <w:next w:val="Normal"/>
-    <w:qFormat/>
+    <w:basedOn w:val="1"/>
+    <w:next w:val="1"/>
+    <w:qFormat/>
+    <w:uiPriority w:val="0"/>
     <w:pPr>
       <w:keepNext/>
       <w:keepLines/>
@@ -1969,12 +2074,13 @@
       <w:sz w:val="44"/>
     </w:rPr>
   </w:style>
-  <w:style w:type="paragraph" w:styleId="Heading2">
+  <w:style w:type="paragraph" w:styleId="3">
     <w:name w:val="heading 2"/>
-    <w:basedOn w:val="Normal"/>
-    <w:next w:val="Normal"/>
+    <w:basedOn w:val="1"/>
+    <w:next w:val="1"/>
     <w:unhideWhenUsed/>
     <w:qFormat/>
+    <w:uiPriority w:val="0"/>
     <w:pPr>
       <w:keepNext/>
       <w:keepLines/>
@@ -1987,18 +2093,19 @@
       <w:outlineLvl w:val="1"/>
     </w:pPr>
     <w:rPr>
-      <w:rFonts w:ascii="Arial" w:eastAsia="黑体" w:hAnsi="Arial"/>
+      <w:rFonts w:ascii="Arial" w:hAnsi="Arial" w:eastAsia="黑体"/>
       <w:b/>
       <w:sz w:val="32"/>
     </w:rPr>
   </w:style>
-  <w:style w:type="paragraph" w:styleId="Heading3">
+  <w:style w:type="paragraph" w:styleId="4">
     <w:name w:val="heading 3"/>
-    <w:basedOn w:val="Normal"/>
-    <w:next w:val="Normal"/>
+    <w:basedOn w:val="1"/>
+    <w:next w:val="1"/>
     <w:semiHidden/>
     <w:unhideWhenUsed/>
     <w:qFormat/>
+    <w:uiPriority w:val="0"/>
     <w:pPr>
       <w:keepNext/>
       <w:keepLines/>
@@ -2015,12 +2122,13 @@
       <w:sz w:val="32"/>
     </w:rPr>
   </w:style>
-  <w:style w:type="paragraph" w:styleId="Heading4">
+  <w:style w:type="paragraph" w:styleId="5">
     <w:name w:val="heading 4"/>
-    <w:basedOn w:val="Normal"/>
-    <w:next w:val="Normal"/>
+    <w:basedOn w:val="1"/>
+    <w:next w:val="1"/>
     <w:unhideWhenUsed/>
     <w:qFormat/>
+    <w:uiPriority w:val="0"/>
     <w:pPr>
       <w:keepNext/>
       <w:keepLines/>
@@ -2033,18 +2141,19 @@
       <w:outlineLvl w:val="3"/>
     </w:pPr>
     <w:rPr>
-      <w:rFonts w:ascii="Arial" w:eastAsia="黑体" w:hAnsi="Arial"/>
+      <w:rFonts w:ascii="Arial" w:hAnsi="Arial" w:eastAsia="黑体"/>
       <w:b/>
       <w:sz w:val="28"/>
     </w:rPr>
   </w:style>
-  <w:style w:type="paragraph" w:styleId="Heading5">
+  <w:style w:type="paragraph" w:styleId="6">
     <w:name w:val="heading 5"/>
-    <w:basedOn w:val="Normal"/>
-    <w:next w:val="Normal"/>
+    <w:basedOn w:val="1"/>
+    <w:next w:val="1"/>
     <w:semiHidden/>
     <w:unhideWhenUsed/>
     <w:qFormat/>
+    <w:uiPriority w:val="0"/>
     <w:pPr>
       <w:keepNext/>
       <w:keepLines/>
@@ -2061,13 +2170,14 @@
       <w:sz w:val="28"/>
     </w:rPr>
   </w:style>
-  <w:style w:type="paragraph" w:styleId="Heading6">
+  <w:style w:type="paragraph" w:styleId="7">
     <w:name w:val="heading 6"/>
-    <w:basedOn w:val="Normal"/>
-    <w:next w:val="Normal"/>
+    <w:basedOn w:val="1"/>
+    <w:next w:val="1"/>
     <w:semiHidden/>
     <w:unhideWhenUsed/>
     <w:qFormat/>
+    <w:uiPriority w:val="0"/>
     <w:pPr>
       <w:keepNext/>
       <w:keepLines/>
@@ -2080,18 +2190,19 @@
       <w:outlineLvl w:val="5"/>
     </w:pPr>
     <w:rPr>
-      <w:rFonts w:ascii="Arial" w:eastAsia="黑体" w:hAnsi="Arial"/>
+      <w:rFonts w:ascii="Arial" w:hAnsi="Arial" w:eastAsia="黑体"/>
       <w:b/>
       <w:sz w:val="24"/>
     </w:rPr>
   </w:style>
-  <w:style w:type="paragraph" w:styleId="Heading7">
+  <w:style w:type="paragraph" w:styleId="8">
     <w:name w:val="heading 7"/>
-    <w:basedOn w:val="Normal"/>
-    <w:next w:val="Normal"/>
+    <w:basedOn w:val="1"/>
+    <w:next w:val="1"/>
     <w:semiHidden/>
     <w:unhideWhenUsed/>
     <w:qFormat/>
+    <w:uiPriority w:val="0"/>
     <w:pPr>
       <w:keepNext/>
       <w:keepLines/>
@@ -2108,13 +2219,14 @@
       <w:sz w:val="24"/>
     </w:rPr>
   </w:style>
-  <w:style w:type="paragraph" w:styleId="Heading8">
+  <w:style w:type="paragraph" w:styleId="9">
     <w:name w:val="heading 8"/>
-    <w:basedOn w:val="Normal"/>
-    <w:next w:val="Normal"/>
+    <w:basedOn w:val="1"/>
+    <w:next w:val="1"/>
     <w:semiHidden/>
     <w:unhideWhenUsed/>
     <w:qFormat/>
+    <w:uiPriority w:val="0"/>
     <w:pPr>
       <w:keepNext/>
       <w:keepLines/>
@@ -2127,17 +2239,18 @@
       <w:outlineLvl w:val="7"/>
     </w:pPr>
     <w:rPr>
-      <w:rFonts w:ascii="Arial" w:eastAsia="黑体" w:hAnsi="Arial"/>
+      <w:rFonts w:ascii="Arial" w:hAnsi="Arial" w:eastAsia="黑体"/>
       <w:sz w:val="24"/>
     </w:rPr>
   </w:style>
-  <w:style w:type="paragraph" w:styleId="Heading9">
+  <w:style w:type="paragraph" w:styleId="10">
     <w:name w:val="heading 9"/>
-    <w:basedOn w:val="Normal"/>
-    <w:next w:val="Normal"/>
+    <w:basedOn w:val="1"/>
+    <w:next w:val="1"/>
     <w:semiHidden/>
     <w:unhideWhenUsed/>
     <w:qFormat/>
+    <w:uiPriority w:val="0"/>
     <w:pPr>
       <w:keepNext/>
       <w:keepLines/>
@@ -2150,19 +2263,21 @@
       <w:outlineLvl w:val="8"/>
     </w:pPr>
     <w:rPr>
-      <w:rFonts w:ascii="Arial" w:eastAsia="黑体" w:hAnsi="Arial"/>
+      <w:rFonts w:ascii="Arial" w:hAnsi="Arial" w:eastAsia="黑体"/>
       <w:sz w:val="21"/>
     </w:rPr>
   </w:style>
-  <w:style w:type="character" w:default="1" w:styleId="DefaultParagraphFont">
+  <w:style w:type="character" w:default="1" w:styleId="22">
     <w:name w:val="Default Paragraph Font"/>
     <w:semiHidden/>
     <w:qFormat/>
-  </w:style>
-  <w:style w:type="table" w:default="1" w:styleId="TableNormal">
+    <w:uiPriority w:val="0"/>
+  </w:style>
+  <w:style w:type="table" w:default="1" w:styleId="20">
     <w:name w:val="Normal Table"/>
     <w:semiHidden/>
     <w:qFormat/>
+    <w:uiPriority w:val="0"/>
     <w:tblPr>
       <w:tblCellMar>
         <w:top w:w="0" w:type="dxa"/>
@@ -2172,39 +2287,43 @@
       </w:tblCellMar>
     </w:tblPr>
   </w:style>
-  <w:style w:type="paragraph" w:styleId="CommentText">
+  <w:style w:type="paragraph" w:styleId="11">
     <w:name w:val="annotation text"/>
-    <w:basedOn w:val="Normal"/>
-    <w:qFormat/>
+    <w:basedOn w:val="1"/>
+    <w:qFormat/>
+    <w:uiPriority w:val="0"/>
     <w:pPr>
       <w:jc w:val="left"/>
     </w:pPr>
   </w:style>
-  <w:style w:type="paragraph" w:styleId="BodyText">
+  <w:style w:type="paragraph" w:styleId="12">
     <w:name w:val="Body Text"/>
-    <w:basedOn w:val="Normal"/>
+    <w:basedOn w:val="1"/>
     <w:semiHidden/>
     <w:qFormat/>
-    <w:rPr>
-      <w:rFonts w:ascii="Arial" w:eastAsia="Arial" w:hAnsi="Arial" w:cs="Arial"/>
+    <w:uiPriority w:val="0"/>
+    <w:rPr>
+      <w:rFonts w:ascii="Arial" w:hAnsi="Arial" w:eastAsia="Arial" w:cs="Arial"/>
       <w:sz w:val="21"/>
       <w:szCs w:val="21"/>
       <w:lang w:val="en-US" w:eastAsia="en-US" w:bidi="ar-SA"/>
     </w:rPr>
   </w:style>
-  <w:style w:type="paragraph" w:styleId="TOC3">
+  <w:style w:type="paragraph" w:styleId="13">
     <w:name w:val="toc 3"/>
-    <w:basedOn w:val="Normal"/>
-    <w:next w:val="Normal"/>
-    <w:qFormat/>
+    <w:basedOn w:val="1"/>
+    <w:next w:val="1"/>
+    <w:qFormat/>
+    <w:uiPriority w:val="0"/>
     <w:pPr>
       <w:ind w:left="840" w:leftChars="400"/>
     </w:pPr>
   </w:style>
-  <w:style w:type="paragraph" w:styleId="Footer">
+  <w:style w:type="paragraph" w:styleId="14">
     <w:name w:val="footer"/>
-    <w:basedOn w:val="Normal"/>
-    <w:qFormat/>
+    <w:basedOn w:val="1"/>
+    <w:qFormat/>
+    <w:uiPriority w:val="0"/>
     <w:pPr>
       <w:tabs>
         <w:tab w:val="center" w:pos="4153"/>
@@ -2217,16 +2336,17 @@
       <w:sz w:val="18"/>
     </w:rPr>
   </w:style>
-  <w:style w:type="paragraph" w:styleId="Header">
+  <w:style w:type="paragraph" w:styleId="15">
     <w:name w:val="header"/>
-    <w:basedOn w:val="Normal"/>
-    <w:qFormat/>
+    <w:basedOn w:val="1"/>
+    <w:qFormat/>
+    <w:uiPriority w:val="0"/>
     <w:pPr>
       <w:pBdr>
-        <w:top w:val="nil"/>
-        <w:left w:val="nil"/>
-        <w:bottom w:val="nil"/>
-        <w:right w:val="nil"/>
+        <w:top w:val="none" w:color="auto" w:sz="0" w:space="0"/>
+        <w:left w:val="none" w:color="auto" w:sz="0" w:space="0"/>
+        <w:bottom w:val="none" w:color="auto" w:sz="0" w:space="0"/>
+        <w:right w:val="none" w:color="auto" w:sz="0" w:space="0"/>
       </w:pBdr>
       <w:tabs>
         <w:tab w:val="center" w:pos="4153"/>
@@ -2241,37 +2361,41 @@
       <w:sz w:val="18"/>
     </w:rPr>
   </w:style>
-  <w:style w:type="paragraph" w:styleId="TOC1">
+  <w:style w:type="paragraph" w:styleId="16">
     <w:name w:val="toc 1"/>
-    <w:basedOn w:val="Normal"/>
-    <w:next w:val="Normal"/>
-    <w:qFormat/>
-    <w:rPr>
-      <w:rFonts w:ascii="Arial" w:eastAsia="Microsoft JhengHei" w:hAnsi="Arial"/>
+    <w:basedOn w:val="1"/>
+    <w:next w:val="1"/>
+    <w:qFormat/>
+    <w:uiPriority w:val="0"/>
+    <w:rPr>
+      <w:rFonts w:ascii="Arial" w:hAnsi="Arial" w:eastAsia="Microsoft JhengHei"/>
       <w:sz w:val="24"/>
     </w:rPr>
   </w:style>
-  <w:style w:type="paragraph" w:styleId="TOC2">
+  <w:style w:type="paragraph" w:styleId="17">
     <w:name w:val="toc 2"/>
-    <w:basedOn w:val="Normal"/>
-    <w:next w:val="Normal"/>
-    <w:qFormat/>
+    <w:basedOn w:val="1"/>
+    <w:next w:val="1"/>
+    <w:qFormat/>
+    <w:uiPriority w:val="0"/>
     <w:pPr>
       <w:ind w:left="420" w:leftChars="200"/>
     </w:pPr>
   </w:style>
-  <w:style w:type="paragraph" w:styleId="NormalWeb">
+  <w:style w:type="paragraph" w:styleId="18">
     <w:name w:val="Normal (Web)"/>
-    <w:basedOn w:val="Normal"/>
-    <w:qFormat/>
+    <w:basedOn w:val="1"/>
+    <w:qFormat/>
+    <w:uiPriority w:val="0"/>
     <w:rPr>
       <w:sz w:val="24"/>
     </w:rPr>
   </w:style>
-  <w:style w:type="paragraph" w:styleId="Title">
+  <w:style w:type="paragraph" w:styleId="19">
     <w:name w:val="Title"/>
-    <w:basedOn w:val="Normal"/>
-    <w:qFormat/>
+    <w:basedOn w:val="1"/>
+    <w:qFormat/>
+    <w:uiPriority w:val="0"/>
     <w:pPr>
       <w:spacing w:before="240" w:beforeLines="0" w:beforeAutospacing="0" w:after="60" w:afterLines="0" w:afterAutospacing="0"/>
       <w:jc w:val="center"/>
@@ -2283,38 +2407,41 @@
       <w:sz w:val="32"/>
     </w:rPr>
   </w:style>
-  <w:style w:type="table" w:styleId="TableGrid">
+  <w:style w:type="table" w:styleId="21">
     <w:name w:val="Table Grid"/>
-    <w:basedOn w:val="TableNormal"/>
-    <w:qFormat/>
+    <w:basedOn w:val="20"/>
+    <w:qFormat/>
+    <w:uiPriority w:val="0"/>
     <w:pPr>
       <w:widowControl w:val="0"/>
       <w:jc w:val="both"/>
     </w:pPr>
     <w:tblPr>
       <w:tblBorders>
-        <w:top w:val="single" w:sz="4" w:space="0" w:color="auto"/>
-        <w:left w:val="single" w:sz="4" w:space="0" w:color="auto"/>
-        <w:bottom w:val="single" w:sz="4" w:space="0" w:color="auto"/>
-        <w:right w:val="single" w:sz="4" w:space="0" w:color="auto"/>
-        <w:insideH w:val="single" w:sz="4" w:space="0" w:color="auto"/>
-        <w:insideV w:val="single" w:sz="4" w:space="0" w:color="auto"/>
+        <w:top w:val="single" w:color="auto" w:sz="4" w:space="0"/>
+        <w:left w:val="single" w:color="auto" w:sz="4" w:space="0"/>
+        <w:bottom w:val="single" w:color="auto" w:sz="4" w:space="0"/>
+        <w:right w:val="single" w:color="auto" w:sz="4" w:space="0"/>
+        <w:insideH w:val="single" w:color="auto" w:sz="4" w:space="0"/>
+        <w:insideV w:val="single" w:color="auto" w:sz="4" w:space="0"/>
       </w:tblBorders>
     </w:tblPr>
   </w:style>
-  <w:style w:type="character" w:styleId="Strong">
+  <w:style w:type="character" w:styleId="23">
     <w:name w:val="Strong"/>
-    <w:basedOn w:val="DefaultParagraphFont"/>
-    <w:qFormat/>
+    <w:basedOn w:val="22"/>
+    <w:qFormat/>
+    <w:uiPriority w:val="0"/>
     <w:rPr>
       <w:b/>
     </w:rPr>
   </w:style>
-  <w:style w:type="table" w:customStyle="1" w:styleId="TableNormal0">
+  <w:style w:type="table" w:customStyle="1" w:styleId="24">
     <w:name w:val="Table Normal_0"/>
     <w:semiHidden/>
     <w:unhideWhenUsed/>
     <w:qFormat/>
+    <w:uiPriority w:val="0"/>
     <w:tblPr>
       <w:tblCellMar>
         <w:top w:w="0" w:type="dxa"/>
@@ -2324,53 +2451,57 @@
       </w:tblCellMar>
     </w:tblPr>
   </w:style>
-  <w:style w:type="paragraph" w:customStyle="1" w:styleId="TableText">
+  <w:style w:type="paragraph" w:customStyle="1" w:styleId="25">
     <w:name w:val="Table Text"/>
-    <w:basedOn w:val="Normal"/>
+    <w:basedOn w:val="1"/>
     <w:semiHidden/>
     <w:qFormat/>
-    <w:rPr>
-      <w:rFonts w:ascii="宋体" w:eastAsia="宋体" w:hAnsi="宋体" w:cs="宋体"/>
+    <w:uiPriority w:val="0"/>
+    <w:rPr>
+      <w:rFonts w:ascii="宋体" w:hAnsi="宋体" w:eastAsia="宋体" w:cs="宋体"/>
       <w:sz w:val="21"/>
       <w:szCs w:val="21"/>
       <w:lang w:val="en-US" w:eastAsia="en-US" w:bidi="ar-SA"/>
     </w:rPr>
   </w:style>
-  <w:style w:type="paragraph" w:customStyle="1" w:styleId="a">
+  <w:style w:type="paragraph" w:customStyle="1" w:styleId="26">
     <w:name w:val="柴_公司名"/>
-    <w:basedOn w:val="Title"/>
-    <w:qFormat/>
+    <w:basedOn w:val="19"/>
+    <w:qFormat/>
+    <w:uiPriority w:val="0"/>
     <w:pPr>
       <w:spacing w:after="600" w:afterLines="600"/>
     </w:pPr>
     <w:rPr>
-      <w:rFonts w:ascii="宋体" w:eastAsia="宋体" w:hAnsi="宋体" w:cs="宋体" w:hint="eastAsia"/>
+      <w:rFonts w:hint="eastAsia" w:ascii="宋体" w:hAnsi="宋体" w:eastAsia="宋体" w:cs="宋体"/>
       <w:bCs/>
       <w:spacing w:val="-6"/>
       <w:sz w:val="52"/>
       <w:szCs w:val="52"/>
     </w:rPr>
   </w:style>
-  <w:style w:type="paragraph" w:customStyle="1" w:styleId="a0">
+  <w:style w:type="paragraph" w:customStyle="1" w:styleId="27">
     <w:name w:val="柴_文档名"/>
-    <w:basedOn w:val="Title"/>
-    <w:qFormat/>
+    <w:basedOn w:val="19"/>
+    <w:qFormat/>
+    <w:uiPriority w:val="0"/>
     <w:pPr>
       <w:spacing w:after="900" w:afterLines="900"/>
     </w:pPr>
     <w:rPr>
-      <w:rFonts w:ascii="黑体" w:eastAsia="黑体" w:hAnsi="黑体" w:cs="黑体"/>
+      <w:rFonts w:ascii="黑体" w:hAnsi="黑体" w:eastAsia="黑体" w:cs="黑体"/>
       <w:bCs/>
       <w:spacing w:val="-7"/>
       <w:sz w:val="52"/>
       <w:szCs w:val="52"/>
     </w:rPr>
   </w:style>
-  <w:style w:type="table" w:customStyle="1" w:styleId="TableNormal1">
+  <w:style w:type="table" w:customStyle="1" w:styleId="28">
     <w:name w:val="Table Normal_1"/>
     <w:semiHidden/>
     <w:unhideWhenUsed/>
     <w:qFormat/>
+    <w:uiPriority w:val="0"/>
     <w:tblPr>
       <w:tblCellMar>
         <w:top w:w="0" w:type="dxa"/>
@@ -2380,69 +2511,74 @@
       </w:tblCellMar>
     </w:tblPr>
   </w:style>
-  <w:style w:type="paragraph" w:customStyle="1" w:styleId="1">
+  <w:style w:type="paragraph" w:customStyle="1" w:styleId="29">
     <w:name w:val="柴_标题1"/>
-    <w:basedOn w:val="Heading1"/>
-    <w:next w:val="a1"/>
-    <w:link w:val="1Char"/>
-    <w:qFormat/>
+    <w:basedOn w:val="2"/>
+    <w:next w:val="30"/>
+    <w:link w:val="39"/>
+    <w:qFormat/>
+    <w:uiPriority w:val="0"/>
     <w:pPr>
       <w:spacing w:before="100" w:after="90" w:line="360" w:lineRule="auto"/>
     </w:pPr>
     <w:rPr>
-      <w:rFonts w:ascii="Arial" w:eastAsia="宋体" w:hAnsi="Arial"/>
+      <w:rFonts w:ascii="Arial" w:hAnsi="Arial" w:eastAsia="宋体"/>
       <w:sz w:val="32"/>
     </w:rPr>
   </w:style>
-  <w:style w:type="paragraph" w:customStyle="1" w:styleId="a1">
+  <w:style w:type="paragraph" w:customStyle="1" w:styleId="30">
     <w:name w:val="柴_正文"/>
-    <w:basedOn w:val="BodyText"/>
-    <w:link w:val="Char"/>
-    <w:qFormat/>
+    <w:basedOn w:val="12"/>
+    <w:link w:val="42"/>
+    <w:qFormat/>
+    <w:uiPriority w:val="0"/>
     <w:pPr>
       <w:spacing w:line="360" w:lineRule="auto"/>
       <w:ind w:firstLine="470" w:firstLineChars="200"/>
     </w:pPr>
     <w:rPr>
-      <w:rFonts w:ascii="Arial" w:eastAsia="宋体" w:hAnsi="Arial"/>
+      <w:rFonts w:ascii="Arial" w:hAnsi="Arial" w:eastAsia="宋体"/>
       <w:sz w:val="24"/>
       <w:lang w:eastAsia="zh-CN"/>
     </w:rPr>
   </w:style>
-  <w:style w:type="paragraph" w:customStyle="1" w:styleId="2">
+  <w:style w:type="paragraph" w:customStyle="1" w:styleId="31">
     <w:name w:val="柴_标题2"/>
-    <w:basedOn w:val="Heading2"/>
-    <w:next w:val="a1"/>
-    <w:qFormat/>
+    <w:basedOn w:val="3"/>
+    <w:next w:val="30"/>
+    <w:qFormat/>
+    <w:uiPriority w:val="0"/>
     <w:pPr>
       <w:spacing w:line="360" w:lineRule="auto"/>
     </w:pPr>
     <w:rPr>
-      <w:rFonts w:ascii="Arial" w:eastAsia="宋体" w:hAnsi="Arial"/>
+      <w:rFonts w:ascii="Arial" w:hAnsi="Arial" w:eastAsia="宋体"/>
       <w:sz w:val="28"/>
     </w:rPr>
   </w:style>
-  <w:style w:type="paragraph" w:customStyle="1" w:styleId="3">
+  <w:style w:type="paragraph" w:customStyle="1" w:styleId="32">
     <w:name w:val="柴_标题3"/>
-    <w:basedOn w:val="Heading3"/>
-    <w:next w:val="a1"/>
-    <w:qFormat/>
+    <w:basedOn w:val="4"/>
+    <w:next w:val="30"/>
+    <w:qFormat/>
+    <w:uiPriority w:val="0"/>
     <w:pPr>
       <w:spacing w:line="360" w:lineRule="auto"/>
       <w:ind w:left="0" w:firstLine="472" w:firstLineChars="200"/>
     </w:pPr>
     <w:rPr>
-      <w:rFonts w:ascii="宋体" w:eastAsia="宋体" w:hAnsi="宋体" w:cs="宋体"/>
+      <w:rFonts w:ascii="宋体" w:hAnsi="宋体" w:eastAsia="宋体" w:cs="宋体"/>
       <w:spacing w:val="-2"/>
       <w:sz w:val="24"/>
       <w:szCs w:val="24"/>
     </w:rPr>
   </w:style>
-  <w:style w:type="paragraph" w:customStyle="1" w:styleId="a2">
+  <w:style w:type="paragraph" w:customStyle="1" w:styleId="33">
     <w:name w:val="柴_目录"/>
-    <w:basedOn w:val="Normal"/>
-    <w:next w:val="BodyText"/>
-    <w:qFormat/>
+    <w:basedOn w:val="1"/>
+    <w:next w:val="12"/>
+    <w:qFormat/>
+    <w:uiPriority w:val="0"/>
     <w:pPr>
       <w:tabs>
         <w:tab w:val="right" w:leader="dot" w:pos="8442"/>
@@ -2450,59 +2586,64 @@
       <w:ind w:left="0" w:leftChars="0"/>
     </w:pPr>
     <w:rPr>
-      <w:rFonts w:ascii="Arial" w:eastAsia="Microsoft JhengHei" w:hAnsi="Arial"/>
+      <w:rFonts w:ascii="Arial" w:hAnsi="Arial" w:eastAsia="Microsoft JhengHei"/>
       <w:sz w:val="24"/>
     </w:rPr>
   </w:style>
-  <w:style w:type="paragraph" w:customStyle="1" w:styleId="WPSOffice1">
+  <w:style w:type="paragraph" w:customStyle="1" w:styleId="34">
     <w:name w:val="WPSOffice手动目录 1"/>
     <w:qFormat/>
+    <w:uiPriority w:val="0"/>
     <w:pPr>
       <w:ind w:leftChars="0"/>
     </w:pPr>
     <w:rPr>
-      <w:rFonts w:ascii="Times New Roman" w:eastAsia="宋体" w:hAnsi="Times New Roman" w:cs="Times New Roman"/>
+      <w:rFonts w:ascii="Times New Roman" w:hAnsi="Times New Roman" w:eastAsia="宋体" w:cs="Times New Roman"/>
       <w:sz w:val="20"/>
       <w:szCs w:val="20"/>
     </w:rPr>
   </w:style>
-  <w:style w:type="paragraph" w:customStyle="1" w:styleId="WPSOffice2">
+  <w:style w:type="paragraph" w:customStyle="1" w:styleId="35">
     <w:name w:val="WPSOffice手动目录 2"/>
     <w:qFormat/>
+    <w:uiPriority w:val="0"/>
     <w:pPr>
       <w:ind w:leftChars="200"/>
     </w:pPr>
     <w:rPr>
-      <w:rFonts w:ascii="Times New Roman" w:eastAsia="宋体" w:hAnsi="Times New Roman" w:cs="Times New Roman"/>
+      <w:rFonts w:ascii="Times New Roman" w:hAnsi="Times New Roman" w:eastAsia="宋体" w:cs="Times New Roman"/>
       <w:sz w:val="20"/>
       <w:szCs w:val="20"/>
     </w:rPr>
   </w:style>
-  <w:style w:type="paragraph" w:customStyle="1" w:styleId="WPSOffice3">
+  <w:style w:type="paragraph" w:customStyle="1" w:styleId="36">
     <w:name w:val="WPSOffice手动目录 3"/>
     <w:qFormat/>
+    <w:uiPriority w:val="0"/>
     <w:pPr>
       <w:ind w:leftChars="400"/>
     </w:pPr>
     <w:rPr>
-      <w:rFonts w:ascii="Times New Roman" w:eastAsia="宋体" w:hAnsi="Times New Roman" w:cs="Times New Roman"/>
+      <w:rFonts w:ascii="Times New Roman" w:hAnsi="Times New Roman" w:eastAsia="宋体" w:cs="Times New Roman"/>
       <w:sz w:val="20"/>
       <w:szCs w:val="20"/>
     </w:rPr>
   </w:style>
-  <w:style w:type="paragraph" w:customStyle="1" w:styleId="Compact">
+  <w:style w:type="paragraph" w:customStyle="1" w:styleId="37">
     <w:name w:val="Compact"/>
-    <w:basedOn w:val="BodyText"/>
-    <w:qFormat/>
+    <w:basedOn w:val="12"/>
+    <w:qFormat/>
+    <w:uiPriority w:val="0"/>
     <w:pPr>
       <w:spacing w:before="36" w:after="36"/>
     </w:pPr>
   </w:style>
-  <w:style w:type="table" w:customStyle="1" w:styleId="Table">
+  <w:style w:type="table" w:customStyle="1" w:styleId="38">
     <w:name w:val="Table"/>
     <w:semiHidden/>
     <w:unhideWhenUsed/>
     <w:qFormat/>
+    <w:uiPriority w:val="0"/>
     <w:tblPr>
       <w:tblCellMar>
         <w:top w:w="0" w:type="dxa"/>
@@ -2514,25 +2655,27 @@
     <w:tblStylePr w:type="firstRow">
       <w:tcPr>
         <w:tcBorders>
-          <w:bottom w:val="single" w:sz="0" w:space="0" w:color="auto"/>
+          <w:bottom w:val="single" w:color="auto" w:sz="0" w:space="0"/>
         </w:tcBorders>
         <w:vAlign w:val="bottom"/>
       </w:tcPr>
     </w:tblStylePr>
   </w:style>
-  <w:style w:type="character" w:customStyle="1" w:styleId="1Char">
+  <w:style w:type="character" w:customStyle="1" w:styleId="39">
     <w:name w:val="柴_标题1 Char"/>
-    <w:link w:val="1"/>
-    <w:qFormat/>
-    <w:rPr>
-      <w:rFonts w:ascii="Arial" w:eastAsia="宋体" w:hAnsi="Arial"/>
+    <w:link w:val="29"/>
+    <w:qFormat/>
+    <w:uiPriority w:val="0"/>
+    <w:rPr>
+      <w:rFonts w:ascii="Arial" w:hAnsi="Arial" w:eastAsia="宋体"/>
       <w:sz w:val="32"/>
     </w:rPr>
   </w:style>
-  <w:style w:type="paragraph" w:customStyle="1" w:styleId="a3">
+  <w:style w:type="paragraph" w:customStyle="1" w:styleId="40">
     <w:name w:val="柴_正文_无缩进"/>
-    <w:basedOn w:val="Normal"/>
-    <w:qFormat/>
+    <w:basedOn w:val="1"/>
+    <w:qFormat/>
+    <w:uiPriority w:val="0"/>
     <w:pPr>
       <w:ind w:firstLine="0" w:firstLineChars="0"/>
     </w:pPr>
@@ -2542,29 +2685,31 @@
       <w:lang w:eastAsia="zh-CN"/>
     </w:rPr>
   </w:style>
-  <w:style w:type="paragraph" w:customStyle="1" w:styleId="4">
+  <w:style w:type="paragraph" w:customStyle="1" w:styleId="41">
     <w:name w:val="柴_标题4"/>
-    <w:basedOn w:val="Heading4"/>
-    <w:next w:val="Normal"/>
-    <w:qFormat/>
+    <w:basedOn w:val="5"/>
+    <w:next w:val="1"/>
+    <w:qFormat/>
+    <w:uiPriority w:val="0"/>
     <w:pPr>
       <w:widowControl w:val="0"/>
       <w:spacing w:before="160" w:line="360" w:lineRule="auto"/>
-      <w:ind w:left="981" w:hanging="862" w:leftChars="300"/>
+      <w:ind w:left="981" w:leftChars="300" w:hanging="862"/>
     </w:pPr>
     <w:rPr>
-      <w:rFonts w:ascii="Calibri" w:eastAsia="宋体" w:hAnsi="Calibri" w:cs="宋体" w:hint="eastAsia"/>
+      <w:rFonts w:hint="eastAsia" w:ascii="Calibri" w:hAnsi="Calibri" w:eastAsia="宋体" w:cs="宋体"/>
       <w:sz w:val="24"/>
       <w:szCs w:val="24"/>
       <w:lang w:eastAsia="zh-CN" w:bidi="zh-CN"/>
     </w:rPr>
   </w:style>
-  <w:style w:type="character" w:customStyle="1" w:styleId="Char">
+  <w:style w:type="character" w:customStyle="1" w:styleId="42">
     <w:name w:val="柴_正文 Char"/>
-    <w:link w:val="a1"/>
-    <w:qFormat/>
-    <w:rPr>
-      <w:rFonts w:ascii="Arial" w:eastAsia="宋体" w:hAnsi="Arial"/>
+    <w:link w:val="30"/>
+    <w:qFormat/>
+    <w:uiPriority w:val="0"/>
+    <w:rPr>
+      <w:rFonts w:ascii="Arial" w:hAnsi="Arial" w:eastAsia="宋体"/>
       <w:sz w:val="24"/>
       <w:lang w:eastAsia="zh-CN"/>
     </w:rPr>
